--- a/docs/fchc/FCHC-proposal.docx
+++ b/docs/fchc/FCHC-proposal.docx
@@ -1178,7 +1178,7 @@
       <w:r>
         <w:drawing>
           <wp:inline distT="0" distB="0" distL="0" distR="0">
-            <wp:extent cx="6667500" cy="7486650"/>
+            <wp:extent cx="6858000" cy="5486400"/>
             <wp:effectExtent t="0" r="0" b="0" l="0"/>
             <wp:docPr id="2" name=""/>
             <wp:cNvGraphicFramePr>
@@ -1203,7 +1203,7 @@
                   <pic:spPr bwMode="auto">
                     <a:xfrm>
                       <a:off x="0" y="0"/>
-                      <a:ext cx="6667500" cy="7486650"/>
+                      <a:ext cx="6858000" cy="5486400"/>
                     </a:xfrm>
                     <a:prstGeom prst="rect">
                       <a:avLst/>
@@ -1436,7 +1436,7 @@
         </w:rPr>
         <w:t xml:space="preserve">Overhead at 60 percent of collections. </w:t>
       </w:r>
-      <w:hyperlink w:history="1" r:id="rIdara9qtdfam35ds-v2djb4">
+      <w:hyperlink w:history="1" r:id="rId_kddolcp8m_dbdnrkyso1">
         <w:r>
           <w:rPr>
             <w:rFonts w:ascii="Arial" w:cs="Arial" w:eastAsia="Arial" w:hAnsi="Arial"/>
@@ -1474,7 +1474,7 @@
         </w:rPr>
         <w:t xml:space="preserve"/>
       </w:r>
-      <w:hyperlink w:history="1" r:id="rIdu7zc4nqkhcph2bvwfiwvp">
+      <w:hyperlink w:history="1" r:id="rIdmuw21fgc0-amqvn95vl_b">
         <w:r>
           <w:rPr>
             <w:rFonts w:ascii="Arial" w:cs="Arial" w:eastAsia="Arial" w:hAnsi="Arial"/>

--- a/docs/fchc/FCHC-proposal.docx
+++ b/docs/fchc/FCHC-proposal.docx
@@ -767,7 +767,7 @@
           <w:sz w:val="21"/>
           <w:szCs w:val="21"/>
         </w:rPr>
-        <w:t xml:space="preserve">After overhead</w:t>
+        <w:t xml:space="preserve">What matters is what another session adds, not what the practice averages. Rent, the records system, management and the front desk do not change because I am there on a Tuesday. After marginal overhead</w:t>
       </w:r>
       <w:r>
         <w:rPr>
@@ -971,7 +971,7 @@
                 <w:sz w:val="21"/>
                 <w:szCs w:val="21"/>
               </w:rPr>
-              <w:t xml:space="preserve">$2,573</w:t>
+              <w:t xml:space="preserve">$26,477</w:t>
             </w:r>
           </w:p>
         </w:tc>
@@ -1004,7 +1004,7 @@
                 <w:sz w:val="21"/>
                 <w:szCs w:val="21"/>
               </w:rPr>
-              <w:t xml:space="preserve">$9,463</w:t>
+              <w:t xml:space="preserve">$36,811</w:t>
             </w:r>
           </w:p>
         </w:tc>
@@ -1072,7 +1072,7 @@
                 <w:sz w:val="21"/>
                 <w:szCs w:val="21"/>
               </w:rPr>
-              <w:t xml:space="preserve">$14,525</w:t>
+              <w:t xml:space="preserve">$44,405</w:t>
             </w:r>
           </w:p>
         </w:tc>
@@ -1105,12 +1105,39 @@
                 <w:sz w:val="21"/>
                 <w:szCs w:val="21"/>
               </w:rPr>
-              <w:t xml:space="preserve">$23,137</w:t>
+              <w:t xml:space="preserve">$57,323</w:t>
             </w:r>
           </w:p>
         </w:tc>
       </w:tr>
     </w:tbl>
+    <w:p>
+      <w:pPr>
+        <w:spacing w:after="0" w:before="110" w:line="264" w:lineRule="auto"/>
+      </w:pPr>
+      <w:r>
+        <w:rPr>
+          <w:rFonts w:ascii="Arial" w:cs="Arial" w:eastAsia="Arial" w:hAnsi="Arial"/>
+          <w:sz w:val="21"/>
+          <w:szCs w:val="21"/>
+        </w:rPr>
+        <w:t xml:space="preserve">For scale, median total compensation for a primary care physician is $312,427, and the lower quartile is $256,853</w:t>
+      </w:r>
+      <w:r>
+        <w:rPr>
+          <w:rStyle w:val="FootnoteReference"/>
+        </w:rPr>
+        <w:footnoteReference w:id="2"/>
+      </w:r>
+      <w:r>
+        <w:rPr>
+          <w:rFonts w:ascii="Arial" w:cs="Arial" w:eastAsia="Arial" w:hAnsi="Arial"/>
+          <w:sz w:val="21"/>
+          <w:szCs w:val="21"/>
+        </w:rPr>
+        <w:t xml:space="preserve">. This role is $41,500.</w:t>
+      </w:r>
+    </w:p>
     <w:p>
       <w:pPr>
         <w:spacing w:after="90" w:before="230" w:line="240" w:lineRule="auto"/>
@@ -1155,7 +1182,7 @@
         <w:rPr>
           <w:rStyle w:val="FootnoteReference"/>
         </w:rPr>
-        <w:footnoteReference w:id="2"/>
+        <w:footnoteReference w:id="3"/>
       </w:r>
       <w:r>
         <w:rPr>
@@ -1434,9 +1461,9 @@
           <w:sz w:val="16"/>
           <w:szCs w:val="16"/>
         </w:rPr>
-        <w:t xml:space="preserve">Overhead at 60 percent of collections. </w:t>
-      </w:r>
-      <w:hyperlink w:history="1" r:id="rId_kddolcp8m_dbdnrkyso1">
+        <w:t xml:space="preserve">Marginal overhead at 40 percent of collections. Family medicine averages nearer 60 percent (</w:t>
+      </w:r>
+      <w:hyperlink w:history="1" r:id="rIdrrho3ovt6mzbc3n-3ryzd">
         <w:r>
           <w:rPr>
             <w:rFonts w:ascii="Arial" w:cs="Arial" w:eastAsia="Arial" w:hAnsi="Arial"/>
@@ -1445,7 +1472,7 @@
             <w:szCs w:val="21"/>
             <w:u w:val="single"/>
           </w:rPr>
-          <w:t xml:space="preserve">AAFP, Family Practice Management (2010)</w:t>
+          <w:t xml:space="preserve">AAFP, Family Practice Management</w:t>
         </w:r>
       </w:hyperlink>
       <w:r>
@@ -1454,7 +1481,7 @@
           <w:sz w:val="16"/>
           <w:szCs w:val="16"/>
         </w:rPr>
-        <w:t xml:space="preserve">, citing MGMA survey data.</w:t>
+        <w:t xml:space="preserve">), but most of that is rent, records, management and front desk, which another session does not add to. Your own marginal figure would be better than my estimate.</w:t>
       </w:r>
     </w:p>
   </w:footnote>
@@ -1466,15 +1493,37 @@
         </w:rPr>
         <w:footnoteRef/>
       </w:r>
+      <w:hyperlink w:history="1" r:id="rIduqorb6eqsrmzjnzdkp_jm">
+        <w:r>
+          <w:rPr>
+            <w:rFonts w:ascii="Arial" w:cs="Arial" w:eastAsia="Arial" w:hAnsi="Arial"/>
+            <w:color w:val="1D7A5C"/>
+            <w:sz w:val="21"/>
+            <w:szCs w:val="21"/>
+            <w:u w:val="single"/>
+          </w:rPr>
+          <w:t xml:space="preserve">MGMA Provider Compensation, 2024 report on 2023 data</w:t>
+        </w:r>
+      </w:hyperlink>
       <w:r>
         <w:rPr>
           <w:rFonts w:ascii="Arial" w:cs="Arial" w:eastAsia="Arial" w:hAnsi="Arial"/>
           <w:sz w:val="16"/>
           <w:szCs w:val="16"/>
         </w:rPr>
-        <w:t xml:space="preserve"/>
-      </w:r>
-      <w:hyperlink w:history="1" r:id="rIdmuw21fgc0-amqvn95vl_b">
+        <w:t xml:space="preserve">. Primary care, all practices, 36,368 providers.</w:t>
+      </w:r>
+    </w:p>
+  </w:footnote>
+  <w:footnote w:id="3">
+    <w:p>
+      <w:r>
+        <w:rPr>
+          <w:rStyle w:val="FootnoteReference"/>
+        </w:rPr>
+        <w:footnoteRef/>
+      </w:r>
+      <w:hyperlink w:history="1" r:id="rIdb5fvxnrewoxu_q8xoo6ug">
         <w:r>
           <w:rPr>
             <w:rFonts w:ascii="Arial" w:cs="Arial" w:eastAsia="Arial" w:hAnsi="Arial"/>

--- a/docs/fchc/FCHC-proposal.docx
+++ b/docs/fchc/FCHC-proposal.docx
@@ -57,7 +57,7 @@
           <w:sz w:val="20"/>
           <w:szCs w:val="20"/>
         </w:rPr>
-        <w:t xml:space="preserve">THE POSITION</w:t>
+        <w:t xml:space="preserve">WHAT I AM PROPOSING</w:t>
       </w:r>
     </w:p>
     <w:p>
@@ -70,7 +70,7 @@
           <w:sz w:val="21"/>
           <w:szCs w:val="21"/>
         </w:rPr>
-        <w:t xml:space="preserve">A salaried role at 0.75 FTE, 30 hours per week annualized, at $41,500 a year. I would give the clinic my schedule a quarter at a time, as I do now.</w:t>
+        <w:t xml:space="preserve">A salaried part-time position at 0.75 FTE and $41,500 a year, beginning 1 June 2028. The eighteen months before it are for testing whether the figures in this document hold. Nothing here needs deciding now.</w:t>
       </w:r>
     </w:p>
     <w:p>
@@ -87,6 +87,866 @@
           <w:szCs w:val="20"/>
         </w:rPr>
         <w:t xml:space="preserve">2   </w:t>
+      </w:r>
+      <w:r>
+        <w:rPr>
+          <w:rFonts w:ascii="Arial" w:cs="Arial" w:eastAsia="Arial" w:hAnsi="Arial"/>
+          <w:b/>
+          <w:bCs/>
+          <w:color w:val="1D7A5C"/>
+          <w:spacing w:val="24"/>
+          <w:sz w:val="20"/>
+          <w:szCs w:val="20"/>
+        </w:rPr>
+        <w:t xml:space="preserve">BETWEEN NOW AND JUNE 2028</w:t>
+      </w:r>
+    </w:p>
+    <w:p>
+      <w:pPr>
+        <w:spacing w:after="110" w:line="264" w:lineRule="auto"/>
+      </w:pPr>
+      <w:r>
+        <w:rPr>
+          <w:rFonts w:ascii="Arial" w:cs="Arial" w:eastAsia="Arial" w:hAnsi="Arial"/>
+          <w:sz w:val="21"/>
+          <w:szCs w:val="21"/>
+        </w:rPr>
+        <w:t xml:space="preserve">I continue on the current hourly arrangement through May 2028. The schedule in Section 5 is built for the years when we expect young children at home, which begin in 2029. Starting in June 2028 gives us a quarter to find the problems before the schedule has to hold.</w:t>
+      </w:r>
+    </w:p>
+    <w:p>
+      <w:pPr>
+        <w:spacing w:after="90" w:line="264" w:lineRule="auto"/>
+      </w:pPr>
+      <w:r>
+        <w:rPr>
+          <w:rFonts w:ascii="Arial" w:cs="Arial" w:eastAsia="Arial" w:hAnsi="Arial"/>
+          <w:sz w:val="21"/>
+          <w:szCs w:val="21"/>
+        </w:rPr>
+        <w:t xml:space="preserve">What changes between now and then is that we begin tracking two things neither of us knows yet: what the clinic collects per encounter, and whether demand supports sixteen patients in a ten-hour day. Both come from the clinic's own records. If the October 2027 check shows they do not hold, we do not do this and the hourly arrangement continues.</w:t>
+      </w:r>
+    </w:p>
+    <w:tbl>
+      <w:tblPr>
+        <w:tblW w:type="dxa" w:w="10800"/>
+        <w:tblBorders>
+          <w:top w:val="single" w:color="auto" w:sz="4"/>
+          <w:left w:val="single" w:color="auto" w:sz="4"/>
+          <w:bottom w:val="single" w:color="auto" w:sz="4"/>
+          <w:right w:val="single" w:color="auto" w:sz="4"/>
+          <w:insideH w:val="single" w:color="auto" w:sz="4"/>
+          <w:insideV w:val="single" w:color="auto" w:sz="4"/>
+        </w:tblBorders>
+      </w:tblPr>
+      <w:tblGrid>
+        <w:gridCol w:w="2600"/>
+        <w:gridCol w:w="8200"/>
+      </w:tblGrid>
+      <w:tr>
+        <w:tc>
+          <w:tcPr>
+            <w:tcW w:type="dxa" w:w="2600"/>
+            <w:tcBorders>
+              <w:top w:val="none" w:color="FFFFFF" w:sz="0"/>
+              <w:left w:val="none" w:color="FFFFFF" w:sz="0"/>
+              <w:bottom w:val="single" w:color="C9D5D1" w:sz="4"/>
+              <w:right w:val="none" w:color="FFFFFF" w:sz="0"/>
+            </w:tcBorders>
+            <w:tcMar>
+              <w:top w:type="dxa" w:w="70"/>
+              <w:left w:type="dxa" w:w="0"/>
+              <w:bottom w:type="dxa" w:w="70"/>
+              <w:right w:type="dxa" w:w="140"/>
+            </w:tcMar>
+          </w:tcPr>
+          <w:p>
+            <w:pPr>
+              <w:spacing w:after="0" w:line="240" w:lineRule="auto"/>
+            </w:pPr>
+            <w:r>
+              <w:rPr>
+                <w:rFonts w:ascii="Arial" w:cs="Arial" w:eastAsia="Arial" w:hAnsi="Arial"/>
+                <w:b/>
+                <w:bCs/>
+                <w:color w:val="1D7A5C"/>
+                <w:sz w:val="21"/>
+                <w:szCs w:val="21"/>
+              </w:rPr>
+              <w:t xml:space="preserve">January 2027</w:t>
+            </w:r>
+          </w:p>
+        </w:tc>
+        <w:tc>
+          <w:tcPr>
+            <w:tcW w:type="dxa" w:w="8200"/>
+            <w:tcBorders>
+              <w:top w:val="none" w:color="FFFFFF" w:sz="0"/>
+              <w:left w:val="none" w:color="FFFFFF" w:sz="0"/>
+              <w:bottom w:val="single" w:color="C9D5D1" w:sz="4"/>
+              <w:right w:val="none" w:color="FFFFFF" w:sz="0"/>
+            </w:tcBorders>
+            <w:tcMar>
+              <w:top w:type="dxa" w:w="70"/>
+              <w:left w:type="dxa" w:w="0"/>
+              <w:bottom w:type="dxa" w:w="70"/>
+              <w:right w:type="dxa" w:w="140"/>
+            </w:tcMar>
+          </w:tcPr>
+          <w:p>
+            <w:pPr>
+              <w:spacing w:after="0" w:line="240" w:lineRule="auto"/>
+            </w:pPr>
+            <w:r>
+              <w:rPr>
+                <w:rFonts w:ascii="Arial" w:cs="Arial" w:eastAsia="Arial" w:hAnsi="Arial"/>
+                <w:b w:val="false"/>
+                <w:bCs w:val="false"/>
+                <w:sz w:val="21"/>
+                <w:szCs w:val="21"/>
+              </w:rPr>
+              <w:t xml:space="preserve">Current arrangement continues. Tracking begins.</w:t>
+            </w:r>
+          </w:p>
+        </w:tc>
+      </w:tr>
+      <w:tr>
+        <w:tc>
+          <w:tcPr>
+            <w:tcW w:type="dxa" w:w="2600"/>
+            <w:tcBorders>
+              <w:top w:val="none" w:color="FFFFFF" w:sz="0"/>
+              <w:left w:val="none" w:color="FFFFFF" w:sz="0"/>
+              <w:bottom w:val="single" w:color="C9D5D1" w:sz="4"/>
+              <w:right w:val="none" w:color="FFFFFF" w:sz="0"/>
+            </w:tcBorders>
+            <w:tcMar>
+              <w:top w:type="dxa" w:w="70"/>
+              <w:left w:type="dxa" w:w="0"/>
+              <w:bottom w:type="dxa" w:w="70"/>
+              <w:right w:type="dxa" w:w="140"/>
+            </w:tcMar>
+          </w:tcPr>
+          <w:p>
+            <w:pPr>
+              <w:spacing w:after="0" w:line="240" w:lineRule="auto"/>
+            </w:pPr>
+            <w:r>
+              <w:rPr>
+                <w:rFonts w:ascii="Arial" w:cs="Arial" w:eastAsia="Arial" w:hAnsi="Arial"/>
+                <w:b/>
+                <w:bCs/>
+                <w:color w:val="1D7A5C"/>
+                <w:sz w:val="21"/>
+                <w:szCs w:val="21"/>
+              </w:rPr>
+              <w:t xml:space="preserve">October 2027</w:t>
+            </w:r>
+          </w:p>
+        </w:tc>
+        <w:tc>
+          <w:tcPr>
+            <w:tcW w:type="dxa" w:w="8200"/>
+            <w:tcBorders>
+              <w:top w:val="none" w:color="FFFFFF" w:sz="0"/>
+              <w:left w:val="none" w:color="FFFFFF" w:sz="0"/>
+              <w:bottom w:val="single" w:color="C9D5D1" w:sz="4"/>
+              <w:right w:val="none" w:color="FFFFFF" w:sz="0"/>
+            </w:tcBorders>
+            <w:tcMar>
+              <w:top w:type="dxa" w:w="70"/>
+              <w:left w:type="dxa" w:w="0"/>
+              <w:bottom w:type="dxa" w:w="70"/>
+              <w:right w:type="dxa" w:w="140"/>
+            </w:tcMar>
+          </w:tcPr>
+          <w:p>
+            <w:pPr>
+              <w:spacing w:after="0" w:line="240" w:lineRule="auto"/>
+            </w:pPr>
+            <w:r>
+              <w:rPr>
+                <w:rFonts w:ascii="Arial" w:cs="Arial" w:eastAsia="Arial" w:hAnsi="Arial"/>
+                <w:b w:val="false"/>
+                <w:bCs w:val="false"/>
+                <w:sz w:val="21"/>
+                <w:szCs w:val="21"/>
+              </w:rPr>
+              <w:t xml:space="preserve">First check. Are collections and volume where they need to be?</w:t>
+            </w:r>
+          </w:p>
+        </w:tc>
+      </w:tr>
+      <w:tr>
+        <w:tc>
+          <w:tcPr>
+            <w:tcW w:type="dxa" w:w="2600"/>
+            <w:tcBorders>
+              <w:top w:val="none" w:color="FFFFFF" w:sz="0"/>
+              <w:left w:val="none" w:color="FFFFFF" w:sz="0"/>
+              <w:bottom w:val="single" w:color="C9D5D1" w:sz="4"/>
+              <w:right w:val="none" w:color="FFFFFF" w:sz="0"/>
+            </w:tcBorders>
+            <w:tcMar>
+              <w:top w:type="dxa" w:w="70"/>
+              <w:left w:type="dxa" w:w="0"/>
+              <w:bottom w:type="dxa" w:w="70"/>
+              <w:right w:type="dxa" w:w="140"/>
+            </w:tcMar>
+          </w:tcPr>
+          <w:p>
+            <w:pPr>
+              <w:spacing w:after="0" w:line="240" w:lineRule="auto"/>
+            </w:pPr>
+            <w:r>
+              <w:rPr>
+                <w:rFonts w:ascii="Arial" w:cs="Arial" w:eastAsia="Arial" w:hAnsi="Arial"/>
+                <w:b/>
+                <w:bCs/>
+                <w:color w:val="1D7A5C"/>
+                <w:sz w:val="21"/>
+                <w:szCs w:val="21"/>
+              </w:rPr>
+              <w:t xml:space="preserve">January 2028</w:t>
+            </w:r>
+          </w:p>
+        </w:tc>
+        <w:tc>
+          <w:tcPr>
+            <w:tcW w:type="dxa" w:w="8200"/>
+            <w:tcBorders>
+              <w:top w:val="none" w:color="FFFFFF" w:sz="0"/>
+              <w:left w:val="none" w:color="FFFFFF" w:sz="0"/>
+              <w:bottom w:val="single" w:color="C9D5D1" w:sz="4"/>
+              <w:right w:val="none" w:color="FFFFFF" w:sz="0"/>
+            </w:tcBorders>
+            <w:tcMar>
+              <w:top w:type="dxa" w:w="70"/>
+              <w:left w:type="dxa" w:w="0"/>
+              <w:bottom w:type="dxa" w:w="70"/>
+              <w:right w:type="dxa" w:w="140"/>
+            </w:tcMar>
+          </w:tcPr>
+          <w:p>
+            <w:pPr>
+              <w:spacing w:after="0" w:line="240" w:lineRule="auto"/>
+            </w:pPr>
+            <w:r>
+              <w:rPr>
+                <w:rFonts w:ascii="Arial" w:cs="Arial" w:eastAsia="Arial" w:hAnsi="Arial"/>
+                <w:b w:val="false"/>
+                <w:bCs w:val="false"/>
+                <w:sz w:val="21"/>
+                <w:szCs w:val="21"/>
+              </w:rPr>
+              <w:t xml:space="preserve">Decide, and write the contract if the answer is yes.</w:t>
+            </w:r>
+          </w:p>
+        </w:tc>
+      </w:tr>
+      <w:tr>
+        <w:tc>
+          <w:tcPr>
+            <w:tcW w:type="dxa" w:w="2600"/>
+            <w:tcBorders>
+              <w:top w:val="none" w:color="FFFFFF" w:sz="0"/>
+              <w:left w:val="none" w:color="FFFFFF" w:sz="0"/>
+              <w:bottom w:val="single" w:color="C9D5D1" w:sz="4"/>
+              <w:right w:val="none" w:color="FFFFFF" w:sz="0"/>
+            </w:tcBorders>
+            <w:tcMar>
+              <w:top w:type="dxa" w:w="70"/>
+              <w:left w:type="dxa" w:w="0"/>
+              <w:bottom w:type="dxa" w:w="70"/>
+              <w:right w:type="dxa" w:w="140"/>
+            </w:tcMar>
+          </w:tcPr>
+          <w:p>
+            <w:pPr>
+              <w:spacing w:after="0" w:line="240" w:lineRule="auto"/>
+            </w:pPr>
+            <w:r>
+              <w:rPr>
+                <w:rFonts w:ascii="Arial" w:cs="Arial" w:eastAsia="Arial" w:hAnsi="Arial"/>
+                <w:b/>
+                <w:bCs/>
+                <w:color w:val="1D7A5C"/>
+                <w:sz w:val="21"/>
+                <w:szCs w:val="21"/>
+              </w:rPr>
+              <w:t xml:space="preserve">1 June 2028</w:t>
+            </w:r>
+          </w:p>
+        </w:tc>
+        <w:tc>
+          <w:tcPr>
+            <w:tcW w:type="dxa" w:w="8200"/>
+            <w:tcBorders>
+              <w:top w:val="none" w:color="FFFFFF" w:sz="0"/>
+              <w:left w:val="none" w:color="FFFFFF" w:sz="0"/>
+              <w:bottom w:val="single" w:color="C9D5D1" w:sz="4"/>
+              <w:right w:val="none" w:color="FFFFFF" w:sz="0"/>
+            </w:tcBorders>
+            <w:tcMar>
+              <w:top w:type="dxa" w:w="70"/>
+              <w:left w:type="dxa" w:w="0"/>
+              <w:bottom w:type="dxa" w:w="70"/>
+              <w:right w:type="dxa" w:w="140"/>
+            </w:tcMar>
+          </w:tcPr>
+          <w:p>
+            <w:pPr>
+              <w:spacing w:after="0" w:line="240" w:lineRule="auto"/>
+            </w:pPr>
+            <w:r>
+              <w:rPr>
+                <w:rFonts w:ascii="Arial" w:cs="Arial" w:eastAsia="Arial" w:hAnsi="Arial"/>
+                <w:b w:val="false"/>
+                <w:bCs w:val="false"/>
+                <w:sz w:val="21"/>
+                <w:szCs w:val="21"/>
+              </w:rPr>
+              <w:t xml:space="preserve">Salaried position begins.</w:t>
+            </w:r>
+          </w:p>
+        </w:tc>
+      </w:tr>
+      <w:tr>
+        <w:tc>
+          <w:tcPr>
+            <w:tcW w:type="dxa" w:w="2600"/>
+            <w:tcBorders>
+              <w:top w:val="none" w:color="FFFFFF" w:sz="0"/>
+              <w:left w:val="none" w:color="FFFFFF" w:sz="0"/>
+              <w:bottom w:val="single" w:color="C9D5D1" w:sz="4"/>
+              <w:right w:val="none" w:color="FFFFFF" w:sz="0"/>
+            </w:tcBorders>
+            <w:tcMar>
+              <w:top w:type="dxa" w:w="70"/>
+              <w:left w:type="dxa" w:w="0"/>
+              <w:bottom w:type="dxa" w:w="70"/>
+              <w:right w:type="dxa" w:w="140"/>
+            </w:tcMar>
+          </w:tcPr>
+          <w:p>
+            <w:pPr>
+              <w:spacing w:after="0" w:line="240" w:lineRule="auto"/>
+            </w:pPr>
+            <w:r>
+              <w:rPr>
+                <w:rFonts w:ascii="Arial" w:cs="Arial" w:eastAsia="Arial" w:hAnsi="Arial"/>
+                <w:b/>
+                <w:bCs/>
+                <w:color w:val="1D7A5C"/>
+                <w:sz w:val="21"/>
+                <w:szCs w:val="21"/>
+              </w:rPr>
+              <w:t xml:space="preserve">August 2028</w:t>
+            </w:r>
+          </w:p>
+        </w:tc>
+        <w:tc>
+          <w:tcPr>
+            <w:tcW w:type="dxa" w:w="8200"/>
+            <w:tcBorders>
+              <w:top w:val="none" w:color="FFFFFF" w:sz="0"/>
+              <w:left w:val="none" w:color="FFFFFF" w:sz="0"/>
+              <w:bottom w:val="single" w:color="C9D5D1" w:sz="4"/>
+              <w:right w:val="none" w:color="FFFFFF" w:sz="0"/>
+            </w:tcBorders>
+            <w:tcMar>
+              <w:top w:type="dxa" w:w="70"/>
+              <w:left w:type="dxa" w:w="0"/>
+              <w:bottom w:type="dxa" w:w="70"/>
+              <w:right w:type="dxa" w:w="140"/>
+            </w:tcMar>
+          </w:tcPr>
+          <w:p>
+            <w:pPr>
+              <w:spacing w:after="0" w:line="240" w:lineRule="auto"/>
+            </w:pPr>
+            <w:r>
+              <w:rPr>
+                <w:rFonts w:ascii="Arial" w:cs="Arial" w:eastAsia="Arial" w:hAnsi="Arial"/>
+                <w:b w:val="false"/>
+                <w:bCs w:val="false"/>
+                <w:sz w:val="21"/>
+                <w:szCs w:val="21"/>
+              </w:rPr>
+              <w:t xml:space="preserve">Review the first quarter against the figures below.</w:t>
+            </w:r>
+          </w:p>
+        </w:tc>
+      </w:tr>
+    </w:tbl>
+    <w:p>
+      <w:pPr>
+        <w:spacing w:after="90" w:before="230" w:line="240" w:lineRule="auto"/>
+      </w:pPr>
+      <w:r>
+        <w:rPr>
+          <w:rFonts w:ascii="Arial" w:cs="Arial" w:eastAsia="Arial" w:hAnsi="Arial"/>
+          <w:b/>
+          <w:bCs/>
+          <w:color w:val="C47D20"/>
+          <w:sz w:val="20"/>
+          <w:szCs w:val="20"/>
+        </w:rPr>
+        <w:t xml:space="preserve">3   </w:t>
+      </w:r>
+      <w:r>
+        <w:rPr>
+          <w:rFonts w:ascii="Arial" w:cs="Arial" w:eastAsia="Arial" w:hAnsi="Arial"/>
+          <w:b/>
+          <w:bCs/>
+          <w:color w:val="1D7A5C"/>
+          <w:spacing w:val="24"/>
+          <w:sz w:val="20"/>
+          <w:szCs w:val="20"/>
+        </w:rPr>
+        <w:t xml:space="preserve">WHAT WE MEASURE</w:t>
+      </w:r>
+    </w:p>
+    <w:p>
+      <w:pPr>
+        <w:spacing w:after="80" w:line="264" w:lineRule="auto"/>
+      </w:pPr>
+      <w:r>
+        <w:rPr>
+          <w:rFonts w:ascii="Arial" w:cs="Arial" w:eastAsia="Arial" w:hAnsi="Arial"/>
+          <w:sz w:val="21"/>
+          <w:szCs w:val="21"/>
+        </w:rPr>
+        <w:t xml:space="preserve">One number matters more than the rest. For every dollar the clinic pays me, how much does it keep once my sessions are paid for?</w:t>
+      </w:r>
+    </w:p>
+    <w:tbl>
+      <w:tblPr>
+        <w:tblW w:type="dxa" w:w="10800"/>
+        <w:tblBorders>
+          <w:top w:val="single" w:color="auto" w:sz="4"/>
+          <w:left w:val="single" w:color="auto" w:sz="4"/>
+          <w:bottom w:val="single" w:color="auto" w:sz="4"/>
+          <w:right w:val="single" w:color="auto" w:sz="4"/>
+          <w:insideH w:val="single" w:color="auto" w:sz="4"/>
+          <w:insideV w:val="single" w:color="auto" w:sz="4"/>
+        </w:tblBorders>
+      </w:tblPr>
+      <w:tblGrid>
+        <w:gridCol w:w="5000"/>
+        <w:gridCol w:w="2900"/>
+        <w:gridCol w:w="2900"/>
+      </w:tblGrid>
+      <w:tr>
+        <w:tc>
+          <w:tcPr>
+            <w:tcW w:type="dxa" w:w="5000"/>
+            <w:tcBorders>
+              <w:top w:val="none" w:color="FFFFFF" w:sz="0"/>
+              <w:left w:val="none" w:color="FFFFFF" w:sz="0"/>
+              <w:bottom w:val="single" w:color="1D7A5C" w:sz="8"/>
+              <w:right w:val="none" w:color="FFFFFF" w:sz="0"/>
+            </w:tcBorders>
+            <w:tcMar>
+              <w:top w:type="dxa" w:w="30"/>
+              <w:left w:type="dxa" w:w="0"/>
+              <w:bottom w:type="dxa" w:w="70"/>
+              <w:right w:type="dxa" w:w="120"/>
+            </w:tcMar>
+          </w:tcPr>
+          <w:p>
+            <w:pPr>
+              <w:spacing w:after="0" w:line="240" w:lineRule="auto"/>
+              <w:jc w:val="left"/>
+            </w:pPr>
+            <w:r>
+              <w:rPr>
+                <w:rFonts w:ascii="Arial" w:cs="Arial" w:eastAsia="Arial" w:hAnsi="Arial"/>
+                <w:b/>
+                <w:bCs/>
+                <w:color w:val="5F6874"/>
+                <w:spacing w:val="20"/>
+                <w:sz w:val="16"/>
+                <w:szCs w:val="16"/>
+              </w:rPr>
+              <w:t xml:space="preserve"/>
+            </w:r>
+          </w:p>
+        </w:tc>
+        <w:tc>
+          <w:tcPr>
+            <w:tcW w:type="dxa" w:w="2900"/>
+            <w:tcBorders>
+              <w:top w:val="none" w:color="FFFFFF" w:sz="0"/>
+              <w:left w:val="none" w:color="FFFFFF" w:sz="0"/>
+              <w:bottom w:val="single" w:color="1D7A5C" w:sz="8"/>
+              <w:right w:val="none" w:color="FFFFFF" w:sz="0"/>
+            </w:tcBorders>
+            <w:tcMar>
+              <w:top w:type="dxa" w:w="30"/>
+              <w:left w:type="dxa" w:w="0"/>
+              <w:bottom w:type="dxa" w:w="70"/>
+              <w:right w:type="dxa" w:w="120"/>
+            </w:tcMar>
+          </w:tcPr>
+          <w:p>
+            <w:pPr>
+              <w:spacing w:after="0" w:line="240" w:lineRule="auto"/>
+              <w:jc w:val="right"/>
+            </w:pPr>
+            <w:r>
+              <w:rPr>
+                <w:rFonts w:ascii="Arial" w:cs="Arial" w:eastAsia="Arial" w:hAnsi="Arial"/>
+                <w:b/>
+                <w:bCs/>
+                <w:color w:val="5F6874"/>
+                <w:spacing w:val="20"/>
+                <w:sz w:val="16"/>
+                <w:szCs w:val="16"/>
+              </w:rPr>
+              <w:t xml:space="preserve">AT $90 A VISIT</w:t>
+            </w:r>
+          </w:p>
+        </w:tc>
+        <w:tc>
+          <w:tcPr>
+            <w:tcW w:type="dxa" w:w="2900"/>
+            <w:tcBorders>
+              <w:top w:val="none" w:color="FFFFFF" w:sz="0"/>
+              <w:left w:val="none" w:color="FFFFFF" w:sz="0"/>
+              <w:bottom w:val="single" w:color="1D7A5C" w:sz="8"/>
+              <w:right w:val="none" w:color="FFFFFF" w:sz="0"/>
+            </w:tcBorders>
+            <w:tcMar>
+              <w:top w:type="dxa" w:w="30"/>
+              <w:left w:type="dxa" w:w="0"/>
+              <w:bottom w:type="dxa" w:w="70"/>
+              <w:right w:type="dxa" w:w="120"/>
+            </w:tcMar>
+          </w:tcPr>
+          <w:p>
+            <w:pPr>
+              <w:spacing w:after="0" w:line="240" w:lineRule="auto"/>
+              <w:jc w:val="right"/>
+            </w:pPr>
+            <w:r>
+              <w:rPr>
+                <w:rFonts w:ascii="Arial" w:cs="Arial" w:eastAsia="Arial" w:hAnsi="Arial"/>
+                <w:b/>
+                <w:bCs/>
+                <w:color w:val="5F6874"/>
+                <w:spacing w:val="20"/>
+                <w:sz w:val="16"/>
+                <w:szCs w:val="16"/>
+              </w:rPr>
+              <w:t xml:space="preserve">AT $103 A VISIT</w:t>
+            </w:r>
+          </w:p>
+        </w:tc>
+      </w:tr>
+      <w:tr>
+        <w:tc>
+          <w:tcPr>
+            <w:tcW w:type="dxa" w:w="5000"/>
+            <w:tcBorders>
+              <w:top w:val="none" w:color="FFFFFF" w:sz="0"/>
+              <w:left w:val="none" w:color="FFFFFF" w:sz="0"/>
+              <w:bottom w:val="single" w:color="C9D5D1" w:sz="4"/>
+              <w:right w:val="none" w:color="FFFFFF" w:sz="0"/>
+            </w:tcBorders>
+            <w:tcMar>
+              <w:top w:type="dxa" w:w="70"/>
+              <w:left w:type="dxa" w:w="0"/>
+              <w:bottom w:type="dxa" w:w="70"/>
+              <w:right w:type="dxa" w:w="120"/>
+            </w:tcMar>
+          </w:tcPr>
+          <w:p>
+            <w:pPr>
+              <w:spacing w:after="0" w:line="240" w:lineRule="auto"/>
+              <w:jc w:val="left"/>
+            </w:pPr>
+            <w:r>
+              <w:rPr>
+                <w:rFonts w:ascii="Arial" w:cs="Arial" w:eastAsia="Arial" w:hAnsi="Arial"/>
+                <w:b/>
+                <w:bCs/>
+                <w:sz w:val="21"/>
+                <w:szCs w:val="21"/>
+              </w:rPr>
+              <w:t xml:space="preserve">16 patients a day</w:t>
+            </w:r>
+          </w:p>
+        </w:tc>
+        <w:tc>
+          <w:tcPr>
+            <w:tcW w:type="dxa" w:w="2900"/>
+            <w:tcBorders>
+              <w:top w:val="none" w:color="FFFFFF" w:sz="0"/>
+              <w:left w:val="none" w:color="FFFFFF" w:sz="0"/>
+              <w:bottom w:val="single" w:color="C9D5D1" w:sz="4"/>
+              <w:right w:val="none" w:color="FFFFFF" w:sz="0"/>
+            </w:tcBorders>
+            <w:tcMar>
+              <w:top w:type="dxa" w:w="70"/>
+              <w:left w:type="dxa" w:w="0"/>
+              <w:bottom w:type="dxa" w:w="70"/>
+              <w:right w:type="dxa" w:w="120"/>
+            </w:tcMar>
+          </w:tcPr>
+          <w:p>
+            <w:pPr>
+              <w:spacing w:after="0" w:line="240" w:lineRule="auto"/>
+              <w:jc w:val="right"/>
+            </w:pPr>
+            <w:r>
+              <w:rPr>
+                <w:rFonts w:ascii="Arial" w:cs="Arial" w:eastAsia="Arial" w:hAnsi="Arial"/>
+                <w:b w:val="false"/>
+                <w:bCs w:val="false"/>
+                <w:sz w:val="21"/>
+                <w:szCs w:val="21"/>
+              </w:rPr>
+              <w:t xml:space="preserve">59 cents</w:t>
+            </w:r>
+          </w:p>
+        </w:tc>
+        <w:tc>
+          <w:tcPr>
+            <w:tcW w:type="dxa" w:w="2900"/>
+            <w:tcBorders>
+              <w:top w:val="none" w:color="FFFFFF" w:sz="0"/>
+              <w:left w:val="none" w:color="FFFFFF" w:sz="0"/>
+              <w:bottom w:val="single" w:color="C9D5D1" w:sz="4"/>
+              <w:right w:val="none" w:color="FFFFFF" w:sz="0"/>
+            </w:tcBorders>
+            <w:tcMar>
+              <w:top w:type="dxa" w:w="70"/>
+              <w:left w:type="dxa" w:w="0"/>
+              <w:bottom w:type="dxa" w:w="70"/>
+              <w:right w:type="dxa" w:w="120"/>
+            </w:tcMar>
+          </w:tcPr>
+          <w:p>
+            <w:pPr>
+              <w:spacing w:after="0" w:line="240" w:lineRule="auto"/>
+              <w:jc w:val="right"/>
+            </w:pPr>
+            <w:r>
+              <w:rPr>
+                <w:rFonts w:ascii="Arial" w:cs="Arial" w:eastAsia="Arial" w:hAnsi="Arial"/>
+                <w:b w:val="false"/>
+                <w:bCs w:val="false"/>
+                <w:sz w:val="21"/>
+                <w:szCs w:val="21"/>
+              </w:rPr>
+              <w:t xml:space="preserve">81 cents</w:t>
+            </w:r>
+          </w:p>
+        </w:tc>
+      </w:tr>
+      <w:tr>
+        <w:tc>
+          <w:tcPr>
+            <w:tcW w:type="dxa" w:w="5000"/>
+            <w:tcBorders>
+              <w:top w:val="none" w:color="FFFFFF" w:sz="0"/>
+              <w:left w:val="none" w:color="FFFFFF" w:sz="0"/>
+              <w:bottom w:val="single" w:color="C9D5D1" w:sz="4"/>
+              <w:right w:val="none" w:color="FFFFFF" w:sz="0"/>
+            </w:tcBorders>
+            <w:tcMar>
+              <w:top w:type="dxa" w:w="70"/>
+              <w:left w:type="dxa" w:w="0"/>
+              <w:bottom w:type="dxa" w:w="70"/>
+              <w:right w:type="dxa" w:w="120"/>
+            </w:tcMar>
+          </w:tcPr>
+          <w:p>
+            <w:pPr>
+              <w:spacing w:after="0" w:line="240" w:lineRule="auto"/>
+              <w:jc w:val="left"/>
+            </w:pPr>
+            <w:r>
+              <w:rPr>
+                <w:rFonts w:ascii="Arial" w:cs="Arial" w:eastAsia="Arial" w:hAnsi="Arial"/>
+                <w:b/>
+                <w:bCs/>
+                <w:sz w:val="21"/>
+                <w:szCs w:val="21"/>
+              </w:rPr>
+              <w:t xml:space="preserve">20 patients a day</w:t>
+            </w:r>
+          </w:p>
+        </w:tc>
+        <w:tc>
+          <w:tcPr>
+            <w:tcW w:type="dxa" w:w="2900"/>
+            <w:tcBorders>
+              <w:top w:val="none" w:color="FFFFFF" w:sz="0"/>
+              <w:left w:val="none" w:color="FFFFFF" w:sz="0"/>
+              <w:bottom w:val="single" w:color="C9D5D1" w:sz="4"/>
+              <w:right w:val="none" w:color="FFFFFF" w:sz="0"/>
+            </w:tcBorders>
+            <w:tcMar>
+              <w:top w:type="dxa" w:w="70"/>
+              <w:left w:type="dxa" w:w="0"/>
+              <w:bottom w:type="dxa" w:w="70"/>
+              <w:right w:type="dxa" w:w="120"/>
+            </w:tcMar>
+          </w:tcPr>
+          <w:p>
+            <w:pPr>
+              <w:spacing w:after="0" w:line="240" w:lineRule="auto"/>
+              <w:jc w:val="right"/>
+            </w:pPr>
+            <w:r>
+              <w:rPr>
+                <w:rFonts w:ascii="Arial" w:cs="Arial" w:eastAsia="Arial" w:hAnsi="Arial"/>
+                <w:b w:val="false"/>
+                <w:bCs w:val="false"/>
+                <w:sz w:val="21"/>
+                <w:szCs w:val="21"/>
+              </w:rPr>
+              <w:t xml:space="preserve">98 cents</w:t>
+            </w:r>
+          </w:p>
+        </w:tc>
+        <w:tc>
+          <w:tcPr>
+            <w:tcW w:type="dxa" w:w="2900"/>
+            <w:tcBorders>
+              <w:top w:val="none" w:color="FFFFFF" w:sz="0"/>
+              <w:left w:val="none" w:color="FFFFFF" w:sz="0"/>
+              <w:bottom w:val="single" w:color="C9D5D1" w:sz="4"/>
+              <w:right w:val="none" w:color="FFFFFF" w:sz="0"/>
+            </w:tcBorders>
+            <w:tcMar>
+              <w:top w:type="dxa" w:w="70"/>
+              <w:left w:type="dxa" w:w="0"/>
+              <w:bottom w:type="dxa" w:w="70"/>
+              <w:right w:type="dxa" w:w="120"/>
+            </w:tcMar>
+          </w:tcPr>
+          <w:p>
+            <w:pPr>
+              <w:spacing w:after="0" w:line="240" w:lineRule="auto"/>
+              <w:jc w:val="right"/>
+            </w:pPr>
+            <w:r>
+              <w:rPr>
+                <w:rFonts w:ascii="Arial" w:cs="Arial" w:eastAsia="Arial" w:hAnsi="Arial"/>
+                <w:b w:val="false"/>
+                <w:bCs w:val="false"/>
+                <w:sz w:val="21"/>
+                <w:szCs w:val="21"/>
+              </w:rPr>
+              <w:t xml:space="preserve">$1.27</w:t>
+            </w:r>
+          </w:p>
+        </w:tc>
+      </w:tr>
+    </w:tbl>
+    <w:p>
+      <w:pPr>
+        <w:spacing w:after="80" w:line="264" w:lineRule="auto"/>
+      </w:pPr>
+      <w:r>
+        <w:rPr>
+          <w:rFonts w:ascii="Arial" w:cs="Arial" w:eastAsia="Arial" w:hAnsi="Arial"/>
+          <w:sz w:val="21"/>
+          <w:szCs w:val="21"/>
+        </w:rPr>
+        <w:t xml:space="preserve">That is collections from my sessions, less the overhead another session actually adds, less what I cost including payroll taxes, divided by what I cost. Sections 6 and 7 show the arithmetic. We would review it each August against the year before.</w:t>
+      </w:r>
+    </w:p>
+    <w:p>
+      <w:pPr>
+        <w:spacing w:after="0" w:line="264" w:lineRule="auto"/>
+      </w:pPr>
+      <w:r>
+        <w:rPr>
+          <w:rFonts w:ascii="Arial" w:cs="Arial" w:eastAsia="Arial" w:hAnsi="Arial"/>
+          <w:sz w:val="21"/>
+          <w:szCs w:val="21"/>
+        </w:rPr>
+        <w:t xml:space="preserve">For scale, the clinic took in $1,643,163 in 2024 against $1,622,030 of expenses, a net margin of 1.3 percent, with $950,079 of that from program services</w:t>
+      </w:r>
+      <w:r>
+        <w:rPr>
+          <w:rStyle w:val="FootnoteReference"/>
+        </w:rPr>
+        <w:footnoteReference w:id="1"/>
+      </w:r>
+      <w:r>
+        <w:rPr>
+          <w:rFonts w:ascii="Arial" w:cs="Arial" w:eastAsia="Arial" w:hAnsi="Arial"/>
+          <w:sz w:val="21"/>
+          <w:szCs w:val="21"/>
+        </w:rPr>
+        <w:t xml:space="preserve">. At sixteen patients a day my sessions would collect $119,520 to $136,784. Whether that is all new revenue depends on whether these are encounters the clinic would not otherwise have had. I could not find a published figure for what a clinic earns on a physician's cost generally, so the benchmark I would use is the clinic's own, year over year.</w:t>
+      </w:r>
+    </w:p>
+    <w:p>
+      <w:r>
+        <w:br w:type="page"/>
+      </w:r>
+    </w:p>
+    <w:p>
+      <w:pPr>
+        <w:spacing w:after="90" w:before="230" w:line="240" w:lineRule="auto"/>
+      </w:pPr>
+      <w:r>
+        <w:rPr>
+          <w:rFonts w:ascii="Arial" w:cs="Arial" w:eastAsia="Arial" w:hAnsi="Arial"/>
+          <w:b/>
+          <w:bCs/>
+          <w:color w:val="C47D20"/>
+          <w:sz w:val="20"/>
+          <w:szCs w:val="20"/>
+        </w:rPr>
+        <w:t xml:space="preserve">4   </w:t>
+      </w:r>
+      <w:r>
+        <w:rPr>
+          <w:rFonts w:ascii="Arial" w:cs="Arial" w:eastAsia="Arial" w:hAnsi="Arial"/>
+          <w:b/>
+          <w:bCs/>
+          <w:color w:val="1D7A5C"/>
+          <w:spacing w:val="24"/>
+          <w:sz w:val="20"/>
+          <w:szCs w:val="20"/>
+        </w:rPr>
+        <w:t xml:space="preserve">THE POSITION</w:t>
+      </w:r>
+    </w:p>
+    <w:p>
+      <w:pPr>
+        <w:spacing w:after="110" w:line="264" w:lineRule="auto"/>
+      </w:pPr>
+      <w:r>
+        <w:rPr>
+          <w:rFonts w:ascii="Arial" w:cs="Arial" w:eastAsia="Arial" w:hAnsi="Arial"/>
+          <w:sz w:val="21"/>
+          <w:szCs w:val="21"/>
+        </w:rPr>
+        <w:t xml:space="preserve">A salaried role at 0.75 FTE, 30 hours per week annualized, at $41,500 a year. I would give the clinic my schedule a quarter at a time, as I do now.</w:t>
+      </w:r>
+    </w:p>
+    <w:p>
+      <w:pPr>
+        <w:spacing w:after="90" w:before="230" w:line="240" w:lineRule="auto"/>
+      </w:pPr>
+      <w:r>
+        <w:rPr>
+          <w:rFonts w:ascii="Arial" w:cs="Arial" w:eastAsia="Arial" w:hAnsi="Arial"/>
+          <w:b/>
+          <w:bCs/>
+          <w:color w:val="C47D20"/>
+          <w:sz w:val="20"/>
+          <w:szCs w:val="20"/>
+        </w:rPr>
+        <w:t xml:space="preserve">5   </w:t>
       </w:r>
       <w:r>
         <w:rPr>
@@ -172,7 +1032,7 @@
           <w:sz w:val="20"/>
           <w:szCs w:val="20"/>
         </w:rPr>
-        <w:t xml:space="preserve">3   </w:t>
+        <w:t xml:space="preserve">6   </w:t>
       </w:r>
       <w:r>
         <w:rPr>
@@ -742,7 +1602,7 @@
           <w:sz w:val="20"/>
           <w:szCs w:val="20"/>
         </w:rPr>
-        <w:t xml:space="preserve">4   </w:t>
+        <w:t xml:space="preserve">7   </w:t>
       </w:r>
       <w:r>
         <w:rPr>
@@ -773,7 +1633,7 @@
         <w:rPr>
           <w:rStyle w:val="FootnoteReference"/>
         </w:rPr>
-        <w:footnoteReference w:id="1"/>
+        <w:footnoteReference w:id="2"/>
       </w:r>
       <w:r>
         <w:rPr>
@@ -1121,13 +1981,13 @@
           <w:sz w:val="21"/>
           <w:szCs w:val="21"/>
         </w:rPr>
-        <w:t xml:space="preserve">For scale, median total compensation for a primary care physician is $312,427, and the lower quartile is $256,853</w:t>
+        <w:t xml:space="preserve">By comparison, median total compensation for a primary care physician is $312,427, and the lower quartile is $256,853</w:t>
       </w:r>
       <w:r>
         <w:rPr>
           <w:rStyle w:val="FootnoteReference"/>
         </w:rPr>
-        <w:footnoteReference w:id="2"/>
+        <w:footnoteReference w:id="3"/>
       </w:r>
       <w:r>
         <w:rPr>
@@ -1151,7 +2011,7 @@
           <w:sz w:val="20"/>
           <w:szCs w:val="20"/>
         </w:rPr>
-        <w:t xml:space="preserve">5   </w:t>
+        <w:t xml:space="preserve">8   </w:t>
       </w:r>
       <w:r>
         <w:rPr>
@@ -1182,7 +2042,7 @@
         <w:rPr>
           <w:rStyle w:val="FootnoteReference"/>
         </w:rPr>
-        <w:footnoteReference w:id="3"/>
+        <w:footnoteReference w:id="4"/>
       </w:r>
       <w:r>
         <w:rPr>
@@ -1461,9 +2321,47 @@
           <w:sz w:val="16"/>
           <w:szCs w:val="16"/>
         </w:rPr>
+        <w:t xml:space="preserve">Fredericksburg Christian Health Center, IRS Form 990 for the year ending December 2024, as digitized by </w:t>
+      </w:r>
+      <w:hyperlink w:history="1" r:id="rIdoptow_5hu9li9lldgwdaz">
+        <w:r>
+          <w:rPr>
+            <w:rFonts w:ascii="Arial" w:cs="Arial" w:eastAsia="Arial" w:hAnsi="Arial"/>
+            <w:color w:val="1D7A5C"/>
+            <w:sz w:val="21"/>
+            <w:szCs w:val="21"/>
+            <w:u w:val="single"/>
+          </w:rPr>
+          <w:t xml:space="preserve">ProPublica Nonprofit Explorer</w:t>
+        </w:r>
+      </w:hyperlink>
+      <w:r>
+        <w:rPr>
+          <w:rFonts w:ascii="Arial" w:cs="Arial" w:eastAsia="Arial" w:hAnsi="Arial"/>
+          <w:sz w:val="16"/>
+          <w:szCs w:val="16"/>
+        </w:rPr>
+        <w:t xml:space="preserve">. EIN 54-2061482.</w:t>
+      </w:r>
+    </w:p>
+  </w:footnote>
+  <w:footnote w:id="2">
+    <w:p>
+      <w:r>
+        <w:rPr>
+          <w:rStyle w:val="FootnoteReference"/>
+        </w:rPr>
+        <w:footnoteRef/>
+      </w:r>
+      <w:r>
+        <w:rPr>
+          <w:rFonts w:ascii="Arial" w:cs="Arial" w:eastAsia="Arial" w:hAnsi="Arial"/>
+          <w:sz w:val="16"/>
+          <w:szCs w:val="16"/>
+        </w:rPr>
         <w:t xml:space="preserve">Marginal overhead at 40 percent of collections. Family medicine averages nearer 60 percent (</w:t>
       </w:r>
-      <w:hyperlink w:history="1" r:id="rIdrrho3ovt6mzbc3n-3ryzd">
+      <w:hyperlink w:history="1" r:id="rIdj9rrgqkszs49yvhojyuby">
         <w:r>
           <w:rPr>
             <w:rFonts w:ascii="Arial" w:cs="Arial" w:eastAsia="Arial" w:hAnsi="Arial"/>
@@ -1485,7 +2383,7 @@
       </w:r>
     </w:p>
   </w:footnote>
-  <w:footnote w:id="2">
+  <w:footnote w:id="3">
     <w:p>
       <w:r>
         <w:rPr>
@@ -1493,7 +2391,7 @@
         </w:rPr>
         <w:footnoteRef/>
       </w:r>
-      <w:hyperlink w:history="1" r:id="rIduqorb6eqsrmzjnzdkp_jm">
+      <w:hyperlink w:history="1" r:id="rIdhnviqh03_rkbn5sofew5n">
         <w:r>
           <w:rPr>
             <w:rFonts w:ascii="Arial" w:cs="Arial" w:eastAsia="Arial" w:hAnsi="Arial"/>
@@ -1515,7 +2413,7 @@
       </w:r>
     </w:p>
   </w:footnote>
-  <w:footnote w:id="3">
+  <w:footnote w:id="4">
     <w:p>
       <w:r>
         <w:rPr>
@@ -1523,7 +2421,7 @@
         </w:rPr>
         <w:footnoteRef/>
       </w:r>
-      <w:hyperlink w:history="1" r:id="rIdb5fvxnrewoxu_q8xoo6ug">
+      <w:hyperlink w:history="1" r:id="rId2f3jtv4c1poxou-u5-d7p">
         <w:r>
           <w:rPr>
             <w:rFonts w:ascii="Arial" w:cs="Arial" w:eastAsia="Arial" w:hAnsi="Arial"/>

--- a/docs/fchc/FCHC-proposal.docx
+++ b/docs/fchc/FCHC-proposal.docx
@@ -70,7 +70,7 @@
           <w:sz w:val="21"/>
           <w:szCs w:val="21"/>
         </w:rPr>
-        <w:t xml:space="preserve">A salaried part-time position at 0.75 FTE and $41,500 a year, beginning 1 June 2028. The eighteen months before it are for testing whether the figures in this document hold. Nothing here needs deciding now.</w:t>
+        <w:t xml:space="preserve">A salaried part-time position at 0.75 FTE, 30 hours per week annualized, at $41,500 a year, beginning 1 June 2028. I would give you my schedule a quarter at a time, as I do now. Nothing here needs deciding now.</w:t>
       </w:r>
     </w:p>
     <w:p>
@@ -103,7 +103,7 @@
     </w:p>
     <w:p>
       <w:pPr>
-        <w:spacing w:after="110" w:line="264" w:lineRule="auto"/>
+        <w:spacing w:after="150" w:line="264" w:lineRule="auto"/>
       </w:pPr>
       <w:r>
         <w:rPr>
@@ -111,374 +111,54 @@
           <w:sz w:val="21"/>
           <w:szCs w:val="21"/>
         </w:rPr>
-        <w:t xml:space="preserve">I continue on the current hourly arrangement through May 2028. The schedule in Section 5 is built for the years when we expect young children at home, which begin in 2029. Starting in June 2028 gives us a quarter to find the problems before the schedule has to hold.</w:t>
-      </w:r>
-    </w:p>
-    <w:p>
-      <w:pPr>
-        <w:spacing w:after="90" w:line="264" w:lineRule="auto"/>
-      </w:pPr>
-      <w:r>
-        <w:rPr>
-          <w:rFonts w:ascii="Arial" w:cs="Arial" w:eastAsia="Arial" w:hAnsi="Arial"/>
-          <w:sz w:val="21"/>
-          <w:szCs w:val="21"/>
-        </w:rPr>
-        <w:t xml:space="preserve">What changes between now and then is that we begin tracking two things neither of us knows yet: what the clinic collects per encounter, and whether demand supports sixteen patients in a ten-hour day. Both come from the clinic's own records. If the October 2027 check shows they do not hold, we do not do this and the hourly arrangement continues.</w:t>
-      </w:r>
-    </w:p>
-    <w:tbl>
-      <w:tblPr>
-        <w:tblW w:type="dxa" w:w="10800"/>
-        <w:tblBorders>
-          <w:top w:val="single" w:color="auto" w:sz="4"/>
-          <w:left w:val="single" w:color="auto" w:sz="4"/>
-          <w:bottom w:val="single" w:color="auto" w:sz="4"/>
-          <w:right w:val="single" w:color="auto" w:sz="4"/>
-          <w:insideH w:val="single" w:color="auto" w:sz="4"/>
-          <w:insideV w:val="single" w:color="auto" w:sz="4"/>
-        </w:tblBorders>
-      </w:tblPr>
-      <w:tblGrid>
-        <w:gridCol w:w="2600"/>
-        <w:gridCol w:w="8200"/>
-      </w:tblGrid>
-      <w:tr>
-        <w:tc>
-          <w:tcPr>
-            <w:tcW w:type="dxa" w:w="2600"/>
-            <w:tcBorders>
-              <w:top w:val="none" w:color="FFFFFF" w:sz="0"/>
-              <w:left w:val="none" w:color="FFFFFF" w:sz="0"/>
-              <w:bottom w:val="single" w:color="C9D5D1" w:sz="4"/>
-              <w:right w:val="none" w:color="FFFFFF" w:sz="0"/>
-            </w:tcBorders>
-            <w:tcMar>
-              <w:top w:type="dxa" w:w="70"/>
-              <w:left w:type="dxa" w:w="0"/>
-              <w:bottom w:type="dxa" w:w="70"/>
-              <w:right w:type="dxa" w:w="140"/>
-            </w:tcMar>
-          </w:tcPr>
-          <w:p>
-            <w:pPr>
-              <w:spacing w:after="0" w:line="240" w:lineRule="auto"/>
-            </w:pPr>
-            <w:r>
-              <w:rPr>
-                <w:rFonts w:ascii="Arial" w:cs="Arial" w:eastAsia="Arial" w:hAnsi="Arial"/>
-                <w:b/>
-                <w:bCs/>
-                <w:color w:val="1D7A5C"/>
-                <w:sz w:val="21"/>
-                <w:szCs w:val="21"/>
-              </w:rPr>
-              <w:t xml:space="preserve">January 2027</w:t>
-            </w:r>
-          </w:p>
-        </w:tc>
-        <w:tc>
-          <w:tcPr>
-            <w:tcW w:type="dxa" w:w="8200"/>
-            <w:tcBorders>
-              <w:top w:val="none" w:color="FFFFFF" w:sz="0"/>
-              <w:left w:val="none" w:color="FFFFFF" w:sz="0"/>
-              <w:bottom w:val="single" w:color="C9D5D1" w:sz="4"/>
-              <w:right w:val="none" w:color="FFFFFF" w:sz="0"/>
-            </w:tcBorders>
-            <w:tcMar>
-              <w:top w:type="dxa" w:w="70"/>
-              <w:left w:type="dxa" w:w="0"/>
-              <w:bottom w:type="dxa" w:w="70"/>
-              <w:right w:type="dxa" w:w="140"/>
-            </w:tcMar>
-          </w:tcPr>
-          <w:p>
-            <w:pPr>
-              <w:spacing w:after="0" w:line="240" w:lineRule="auto"/>
-            </w:pPr>
-            <w:r>
-              <w:rPr>
-                <w:rFonts w:ascii="Arial" w:cs="Arial" w:eastAsia="Arial" w:hAnsi="Arial"/>
-                <w:b w:val="false"/>
-                <w:bCs w:val="false"/>
-                <w:sz w:val="21"/>
-                <w:szCs w:val="21"/>
-              </w:rPr>
-              <w:t xml:space="preserve">Current arrangement continues. Tracking begins.</w:t>
-            </w:r>
-          </w:p>
-        </w:tc>
-      </w:tr>
-      <w:tr>
-        <w:tc>
-          <w:tcPr>
-            <w:tcW w:type="dxa" w:w="2600"/>
-            <w:tcBorders>
-              <w:top w:val="none" w:color="FFFFFF" w:sz="0"/>
-              <w:left w:val="none" w:color="FFFFFF" w:sz="0"/>
-              <w:bottom w:val="single" w:color="C9D5D1" w:sz="4"/>
-              <w:right w:val="none" w:color="FFFFFF" w:sz="0"/>
-            </w:tcBorders>
-            <w:tcMar>
-              <w:top w:type="dxa" w:w="70"/>
-              <w:left w:type="dxa" w:w="0"/>
-              <w:bottom w:type="dxa" w:w="70"/>
-              <w:right w:type="dxa" w:w="140"/>
-            </w:tcMar>
-          </w:tcPr>
-          <w:p>
-            <w:pPr>
-              <w:spacing w:after="0" w:line="240" w:lineRule="auto"/>
-            </w:pPr>
-            <w:r>
-              <w:rPr>
-                <w:rFonts w:ascii="Arial" w:cs="Arial" w:eastAsia="Arial" w:hAnsi="Arial"/>
-                <w:b/>
-                <w:bCs/>
-                <w:color w:val="1D7A5C"/>
-                <w:sz w:val="21"/>
-                <w:szCs w:val="21"/>
-              </w:rPr>
-              <w:t xml:space="preserve">October 2027</w:t>
-            </w:r>
-          </w:p>
-        </w:tc>
-        <w:tc>
-          <w:tcPr>
-            <w:tcW w:type="dxa" w:w="8200"/>
-            <w:tcBorders>
-              <w:top w:val="none" w:color="FFFFFF" w:sz="0"/>
-              <w:left w:val="none" w:color="FFFFFF" w:sz="0"/>
-              <w:bottom w:val="single" w:color="C9D5D1" w:sz="4"/>
-              <w:right w:val="none" w:color="FFFFFF" w:sz="0"/>
-            </w:tcBorders>
-            <w:tcMar>
-              <w:top w:type="dxa" w:w="70"/>
-              <w:left w:type="dxa" w:w="0"/>
-              <w:bottom w:type="dxa" w:w="70"/>
-              <w:right w:type="dxa" w:w="140"/>
-            </w:tcMar>
-          </w:tcPr>
-          <w:p>
-            <w:pPr>
-              <w:spacing w:after="0" w:line="240" w:lineRule="auto"/>
-            </w:pPr>
-            <w:r>
-              <w:rPr>
-                <w:rFonts w:ascii="Arial" w:cs="Arial" w:eastAsia="Arial" w:hAnsi="Arial"/>
-                <w:b w:val="false"/>
-                <w:bCs w:val="false"/>
-                <w:sz w:val="21"/>
-                <w:szCs w:val="21"/>
-              </w:rPr>
-              <w:t xml:space="preserve">First check. Are collections and volume where they need to be?</w:t>
-            </w:r>
-          </w:p>
-        </w:tc>
-      </w:tr>
-      <w:tr>
-        <w:tc>
-          <w:tcPr>
-            <w:tcW w:type="dxa" w:w="2600"/>
-            <w:tcBorders>
-              <w:top w:val="none" w:color="FFFFFF" w:sz="0"/>
-              <w:left w:val="none" w:color="FFFFFF" w:sz="0"/>
-              <w:bottom w:val="single" w:color="C9D5D1" w:sz="4"/>
-              <w:right w:val="none" w:color="FFFFFF" w:sz="0"/>
-            </w:tcBorders>
-            <w:tcMar>
-              <w:top w:type="dxa" w:w="70"/>
-              <w:left w:type="dxa" w:w="0"/>
-              <w:bottom w:type="dxa" w:w="70"/>
-              <w:right w:type="dxa" w:w="140"/>
-            </w:tcMar>
-          </w:tcPr>
-          <w:p>
-            <w:pPr>
-              <w:spacing w:after="0" w:line="240" w:lineRule="auto"/>
-            </w:pPr>
-            <w:r>
-              <w:rPr>
-                <w:rFonts w:ascii="Arial" w:cs="Arial" w:eastAsia="Arial" w:hAnsi="Arial"/>
-                <w:b/>
-                <w:bCs/>
-                <w:color w:val="1D7A5C"/>
-                <w:sz w:val="21"/>
-                <w:szCs w:val="21"/>
-              </w:rPr>
-              <w:t xml:space="preserve">January 2028</w:t>
-            </w:r>
-          </w:p>
-        </w:tc>
-        <w:tc>
-          <w:tcPr>
-            <w:tcW w:type="dxa" w:w="8200"/>
-            <w:tcBorders>
-              <w:top w:val="none" w:color="FFFFFF" w:sz="0"/>
-              <w:left w:val="none" w:color="FFFFFF" w:sz="0"/>
-              <w:bottom w:val="single" w:color="C9D5D1" w:sz="4"/>
-              <w:right w:val="none" w:color="FFFFFF" w:sz="0"/>
-            </w:tcBorders>
-            <w:tcMar>
-              <w:top w:type="dxa" w:w="70"/>
-              <w:left w:type="dxa" w:w="0"/>
-              <w:bottom w:type="dxa" w:w="70"/>
-              <w:right w:type="dxa" w:w="140"/>
-            </w:tcMar>
-          </w:tcPr>
-          <w:p>
-            <w:pPr>
-              <w:spacing w:after="0" w:line="240" w:lineRule="auto"/>
-            </w:pPr>
-            <w:r>
-              <w:rPr>
-                <w:rFonts w:ascii="Arial" w:cs="Arial" w:eastAsia="Arial" w:hAnsi="Arial"/>
-                <w:b w:val="false"/>
-                <w:bCs w:val="false"/>
-                <w:sz w:val="21"/>
-                <w:szCs w:val="21"/>
-              </w:rPr>
-              <w:t xml:space="preserve">Decide, and write the contract if the answer is yes.</w:t>
-            </w:r>
-          </w:p>
-        </w:tc>
-      </w:tr>
-      <w:tr>
-        <w:tc>
-          <w:tcPr>
-            <w:tcW w:type="dxa" w:w="2600"/>
-            <w:tcBorders>
-              <w:top w:val="none" w:color="FFFFFF" w:sz="0"/>
-              <w:left w:val="none" w:color="FFFFFF" w:sz="0"/>
-              <w:bottom w:val="single" w:color="C9D5D1" w:sz="4"/>
-              <w:right w:val="none" w:color="FFFFFF" w:sz="0"/>
-            </w:tcBorders>
-            <w:tcMar>
-              <w:top w:type="dxa" w:w="70"/>
-              <w:left w:type="dxa" w:w="0"/>
-              <w:bottom w:type="dxa" w:w="70"/>
-              <w:right w:type="dxa" w:w="140"/>
-            </w:tcMar>
-          </w:tcPr>
-          <w:p>
-            <w:pPr>
-              <w:spacing w:after="0" w:line="240" w:lineRule="auto"/>
-            </w:pPr>
-            <w:r>
-              <w:rPr>
-                <w:rFonts w:ascii="Arial" w:cs="Arial" w:eastAsia="Arial" w:hAnsi="Arial"/>
-                <w:b/>
-                <w:bCs/>
-                <w:color w:val="1D7A5C"/>
-                <w:sz w:val="21"/>
-                <w:szCs w:val="21"/>
-              </w:rPr>
-              <w:t xml:space="preserve">1 June 2028</w:t>
-            </w:r>
-          </w:p>
-        </w:tc>
-        <w:tc>
-          <w:tcPr>
-            <w:tcW w:type="dxa" w:w="8200"/>
-            <w:tcBorders>
-              <w:top w:val="none" w:color="FFFFFF" w:sz="0"/>
-              <w:left w:val="none" w:color="FFFFFF" w:sz="0"/>
-              <w:bottom w:val="single" w:color="C9D5D1" w:sz="4"/>
-              <w:right w:val="none" w:color="FFFFFF" w:sz="0"/>
-            </w:tcBorders>
-            <w:tcMar>
-              <w:top w:type="dxa" w:w="70"/>
-              <w:left w:type="dxa" w:w="0"/>
-              <w:bottom w:type="dxa" w:w="70"/>
-              <w:right w:type="dxa" w:w="140"/>
-            </w:tcMar>
-          </w:tcPr>
-          <w:p>
-            <w:pPr>
-              <w:spacing w:after="0" w:line="240" w:lineRule="auto"/>
-            </w:pPr>
-            <w:r>
-              <w:rPr>
-                <w:rFonts w:ascii="Arial" w:cs="Arial" w:eastAsia="Arial" w:hAnsi="Arial"/>
-                <w:b w:val="false"/>
-                <w:bCs w:val="false"/>
-                <w:sz w:val="21"/>
-                <w:szCs w:val="21"/>
-              </w:rPr>
-              <w:t xml:space="preserve">Salaried position begins.</w:t>
-            </w:r>
-          </w:p>
-        </w:tc>
-      </w:tr>
-      <w:tr>
-        <w:tc>
-          <w:tcPr>
-            <w:tcW w:type="dxa" w:w="2600"/>
-            <w:tcBorders>
-              <w:top w:val="none" w:color="FFFFFF" w:sz="0"/>
-              <w:left w:val="none" w:color="FFFFFF" w:sz="0"/>
-              <w:bottom w:val="single" w:color="C9D5D1" w:sz="4"/>
-              <w:right w:val="none" w:color="FFFFFF" w:sz="0"/>
-            </w:tcBorders>
-            <w:tcMar>
-              <w:top w:type="dxa" w:w="70"/>
-              <w:left w:type="dxa" w:w="0"/>
-              <w:bottom w:type="dxa" w:w="70"/>
-              <w:right w:type="dxa" w:w="140"/>
-            </w:tcMar>
-          </w:tcPr>
-          <w:p>
-            <w:pPr>
-              <w:spacing w:after="0" w:line="240" w:lineRule="auto"/>
-            </w:pPr>
-            <w:r>
-              <w:rPr>
-                <w:rFonts w:ascii="Arial" w:cs="Arial" w:eastAsia="Arial" w:hAnsi="Arial"/>
-                <w:b/>
-                <w:bCs/>
-                <w:color w:val="1D7A5C"/>
-                <w:sz w:val="21"/>
-                <w:szCs w:val="21"/>
-              </w:rPr>
-              <w:t xml:space="preserve">August 2028</w:t>
-            </w:r>
-          </w:p>
-        </w:tc>
-        <w:tc>
-          <w:tcPr>
-            <w:tcW w:type="dxa" w:w="8200"/>
-            <w:tcBorders>
-              <w:top w:val="none" w:color="FFFFFF" w:sz="0"/>
-              <w:left w:val="none" w:color="FFFFFF" w:sz="0"/>
-              <w:bottom w:val="single" w:color="C9D5D1" w:sz="4"/>
-              <w:right w:val="none" w:color="FFFFFF" w:sz="0"/>
-            </w:tcBorders>
-            <w:tcMar>
-              <w:top w:type="dxa" w:w="70"/>
-              <w:left w:type="dxa" w:w="0"/>
-              <w:bottom w:type="dxa" w:w="70"/>
-              <w:right w:type="dxa" w:w="140"/>
-            </w:tcMar>
-          </w:tcPr>
-          <w:p>
-            <w:pPr>
-              <w:spacing w:after="0" w:line="240" w:lineRule="auto"/>
-            </w:pPr>
-            <w:r>
-              <w:rPr>
-                <w:rFonts w:ascii="Arial" w:cs="Arial" w:eastAsia="Arial" w:hAnsi="Arial"/>
-                <w:b w:val="false"/>
-                <w:bCs w:val="false"/>
-                <w:sz w:val="21"/>
-                <w:szCs w:val="21"/>
-              </w:rPr>
-              <w:t xml:space="preserve">Review the first quarter against the figures below.</w:t>
-            </w:r>
-          </w:p>
-        </w:tc>
-      </w:tr>
-    </w:tbl>
+        <w:t xml:space="preserve">Nothing changes until then. I stay on the current hourly arrangement. What I need from you in the meantime is what the clinic collects per encounter, so we can check these figures in October 2027.</w:t>
+      </w:r>
+    </w:p>
+    <w:p>
+      <w:pPr>
+        <w:spacing w:after="60" w:line="240" w:lineRule="auto"/>
+      </w:pPr>
+      <w:r>
+        <w:drawing>
+          <wp:inline distT="0" distB="0" distL="0" distR="0">
+            <wp:extent cx="6858000" cy="1181100"/>
+            <wp:effectExtent t="0" r="0" b="0" l="0"/>
+            <wp:docPr id="1" name=""/>
+            <wp:cNvGraphicFramePr>
+              <a:graphicFrameLocks xmlns:a="http://schemas.openxmlformats.org/drawingml/2006/main" noChangeAspect="1"/>
+            </wp:cNvGraphicFramePr>
+            <a:graphic xmlns:a="http://schemas.openxmlformats.org/drawingml/2006/main">
+              <a:graphicData uri="http://schemas.openxmlformats.org/drawingml/2006/picture">
+                <pic:pic xmlns:pic="http://schemas.openxmlformats.org/drawingml/2006/picture">
+                  <pic:nvPicPr>
+                    <pic:cNvPr id="0" name="" descr=""/>
+                    <pic:cNvPicPr>
+                      <a:picLocks noChangeAspect="1" noChangeArrowheads="1"/>
+                    </pic:cNvPicPr>
+                  </pic:nvPicPr>
+                  <pic:blipFill>
+                    <a:blip r:embed="rId8" cstate="none"/>
+                    <a:srcRect/>
+                    <a:stretch>
+                      <a:fillRect/>
+                    </a:stretch>
+                  </pic:blipFill>
+                  <pic:spPr bwMode="auto">
+                    <a:xfrm>
+                      <a:off x="0" y="0"/>
+                      <a:ext cx="6858000" cy="1181100"/>
+                    </a:xfrm>
+                    <a:prstGeom prst="rect">
+                      <a:avLst/>
+                    </a:prstGeom>
+                  </pic:spPr>
+                </pic:pic>
+              </a:graphicData>
+            </a:graphic>
+          </wp:inline>
+        </w:drawing>
+      </w:r>
+    </w:p>
     <w:p>
       <w:pPr>
         <w:spacing w:after="90" w:before="230" w:line="240" w:lineRule="auto"/>
@@ -504,7 +184,7 @@
           <w:sz w:val="20"/>
           <w:szCs w:val="20"/>
         </w:rPr>
-        <w:t xml:space="preserve">WHAT WE MEASURE</w:t>
+        <w:t xml:space="preserve">WHAT THIS EARNS THE CLINIC</w:t>
       </w:r>
     </w:p>
     <w:p>
@@ -517,7 +197,21 @@
           <w:sz w:val="21"/>
           <w:szCs w:val="21"/>
         </w:rPr>
-        <w:t xml:space="preserve">One number matters more than the rest. For every dollar the clinic pays me, how much does it keep once my sessions are paid for?</w:t>
+        <w:t xml:space="preserve">What the clinic keeps each year after overhead</w:t>
+      </w:r>
+      <w:r>
+        <w:rPr>
+          <w:rStyle w:val="FootnoteReference"/>
+        </w:rPr>
+        <w:footnoteReference w:id="1"/>
+      </w:r>
+      <w:r>
+        <w:rPr>
+          <w:rFonts w:ascii="Arial" w:cs="Arial" w:eastAsia="Arial" w:hAnsi="Arial"/>
+          <w:sz w:val="21"/>
+          <w:szCs w:val="21"/>
+        </w:rPr>
+        <w:t xml:space="preserve"> and after paying me:</w:t>
       </w:r>
     </w:p>
     <w:tbl>
@@ -707,7 +401,7 @@
                 <w:sz w:val="21"/>
                 <w:szCs w:val="21"/>
               </w:rPr>
-              <w:t xml:space="preserve">59 cents</w:t>
+              <w:t xml:space="preserve">$26,477</w:t>
             </w:r>
           </w:p>
         </w:tc>
@@ -740,7 +434,7 @@
                 <w:sz w:val="21"/>
                 <w:szCs w:val="21"/>
               </w:rPr>
-              <w:t xml:space="preserve">81 cents</w:t>
+              <w:t xml:space="preserve">$36,811</w:t>
             </w:r>
           </w:p>
         </w:tc>
@@ -808,7 +502,7 @@
                 <w:sz w:val="21"/>
                 <w:szCs w:val="21"/>
               </w:rPr>
-              <w:t xml:space="preserve">98 cents</w:t>
+              <w:t xml:space="preserve">$44,405</w:t>
             </w:r>
           </w:p>
         </w:tc>
@@ -841,7 +535,7 @@
                 <w:sz w:val="21"/>
                 <w:szCs w:val="21"/>
               </w:rPr>
-              <w:t xml:space="preserve">$1.27</w:t>
+              <w:t xml:space="preserve">$57,323</w:t>
             </w:r>
           </w:p>
         </w:tc>
@@ -849,7 +543,7 @@
     </w:tbl>
     <w:p>
       <w:pPr>
-        <w:spacing w:after="80" w:line="264" w:lineRule="auto"/>
+        <w:spacing w:after="0" w:before="110" w:line="264" w:lineRule="auto"/>
       </w:pPr>
       <w:r>
         <w:rPr>
@@ -857,34 +551,21 @@
           <w:sz w:val="21"/>
           <w:szCs w:val="21"/>
         </w:rPr>
-        <w:t xml:space="preserve">That is collections from my sessions, less the overhead another session actually adds, less what I cost including payroll taxes, divided by what I cost. Sections 6 and 7 show the arithmetic. We would review it each August against the year before.</w:t>
-      </w:r>
-    </w:p>
-    <w:p>
-      <w:pPr>
-        <w:spacing w:after="0" w:line="264" w:lineRule="auto"/>
-      </w:pPr>
+        <w:t xml:space="preserve">The clinic's surplus last year was $21,133</w:t>
+      </w:r>
+      <w:r>
+        <w:rPr>
+          <w:rStyle w:val="FootnoteReference"/>
+        </w:rPr>
+        <w:footnoteReference w:id="2"/>
+      </w:r>
       <w:r>
         <w:rPr>
           <w:rFonts w:ascii="Arial" w:cs="Arial" w:eastAsia="Arial" w:hAnsi="Arial"/>
           <w:sz w:val="21"/>
           <w:szCs w:val="21"/>
         </w:rPr>
-        <w:t xml:space="preserve">For scale, the clinic took in $1,643,163 in 2024 against $1,622,030 of expenses, a net margin of 1.3 percent, with $950,079 of that from program services</w:t>
-      </w:r>
-      <w:r>
-        <w:rPr>
-          <w:rStyle w:val="FootnoteReference"/>
-        </w:rPr>
-        <w:footnoteReference w:id="1"/>
-      </w:r>
-      <w:r>
-        <w:rPr>
-          <w:rFonts w:ascii="Arial" w:cs="Arial" w:eastAsia="Arial" w:hAnsi="Arial"/>
-          <w:sz w:val="21"/>
-          <w:szCs w:val="21"/>
-        </w:rPr>
-        <w:t xml:space="preserve">. At sixteen patients a day my sessions would collect $119,520 to $136,784. Whether that is all new revenue depends on whether these are encounters the clinic would not otherwise have had. I could not find a published figure for what a clinic earns on a physician's cost generally, so the benchmark I would use is the clinic's own, year over year.</w:t>
+        <w:t xml:space="preserve">.</w:t>
       </w:r>
     </w:p>
     <w:p>
@@ -917,47 +598,6 @@
           <w:sz w:val="20"/>
           <w:szCs w:val="20"/>
         </w:rPr>
-        <w:t xml:space="preserve">THE POSITION</w:t>
-      </w:r>
-    </w:p>
-    <w:p>
-      <w:pPr>
-        <w:spacing w:after="110" w:line="264" w:lineRule="auto"/>
-      </w:pPr>
-      <w:r>
-        <w:rPr>
-          <w:rFonts w:ascii="Arial" w:cs="Arial" w:eastAsia="Arial" w:hAnsi="Arial"/>
-          <w:sz w:val="21"/>
-          <w:szCs w:val="21"/>
-        </w:rPr>
-        <w:t xml:space="preserve">A salaried role at 0.75 FTE, 30 hours per week annualized, at $41,500 a year. I would give the clinic my schedule a quarter at a time, as I do now.</w:t>
-      </w:r>
-    </w:p>
-    <w:p>
-      <w:pPr>
-        <w:spacing w:after="90" w:before="230" w:line="240" w:lineRule="auto"/>
-      </w:pPr>
-      <w:r>
-        <w:rPr>
-          <w:rFonts w:ascii="Arial" w:cs="Arial" w:eastAsia="Arial" w:hAnsi="Arial"/>
-          <w:b/>
-          <w:bCs/>
-          <w:color w:val="C47D20"/>
-          <w:sz w:val="20"/>
-          <w:szCs w:val="20"/>
-        </w:rPr>
-        <w:t xml:space="preserve">5   </w:t>
-      </w:r>
-      <w:r>
-        <w:rPr>
-          <w:rFonts w:ascii="Arial" w:cs="Arial" w:eastAsia="Arial" w:hAnsi="Arial"/>
-          <w:b/>
-          <w:bCs/>
-          <w:color w:val="1D7A5C"/>
-          <w:spacing w:val="24"/>
-          <w:sz w:val="20"/>
-          <w:szCs w:val="20"/>
-        </w:rPr>
         <w:t xml:space="preserve">THE SCHEDULE</w:t>
       </w:r>
     </w:p>
@@ -983,7 +623,7 @@
           <wp:inline distT="0" distB="0" distL="0" distR="0">
             <wp:extent cx="6858000" cy="847725"/>
             <wp:effectExtent t="0" r="0" b="0" l="0"/>
-            <wp:docPr id="1" name=""/>
+            <wp:docPr id="2" name=""/>
             <wp:cNvGraphicFramePr>
               <a:graphicFrameLocks xmlns:a="http://schemas.openxmlformats.org/drawingml/2006/main" noChangeAspect="1"/>
             </wp:cNvGraphicFramePr>
@@ -997,7 +637,7 @@
                     </pic:cNvPicPr>
                   </pic:nvPicPr>
                   <pic:blipFill>
-                    <a:blip r:embed="rId8" cstate="none"/>
+                    <a:blip r:embed="rId9" cstate="none"/>
                     <a:srcRect/>
                     <a:stretch>
                       <a:fillRect/>
@@ -1032,7 +672,7 @@
           <w:sz w:val="20"/>
           <w:szCs w:val="20"/>
         </w:rPr>
-        <w:t xml:space="preserve">6   </w:t>
+        <w:t xml:space="preserve">5   </w:t>
       </w:r>
       <w:r>
         <w:rPr>
@@ -1591,6 +1231,33 @@
     </w:tbl>
     <w:p>
       <w:pPr>
+        <w:spacing w:after="0" w:before="110" w:line="264" w:lineRule="auto"/>
+      </w:pPr>
+      <w:r>
+        <w:rPr>
+          <w:rFonts w:ascii="Arial" w:cs="Arial" w:eastAsia="Arial" w:hAnsi="Arial"/>
+          <w:sz w:val="21"/>
+          <w:szCs w:val="21"/>
+        </w:rPr>
+        <w:t xml:space="preserve">Median total compensation for a primary care physician is $312,427, and the lower quartile is $256,853</w:t>
+      </w:r>
+      <w:r>
+        <w:rPr>
+          <w:rStyle w:val="FootnoteReference"/>
+        </w:rPr>
+        <w:footnoteReference w:id="3"/>
+      </w:r>
+      <w:r>
+        <w:rPr>
+          <w:rFonts w:ascii="Arial" w:cs="Arial" w:eastAsia="Arial" w:hAnsi="Arial"/>
+          <w:sz w:val="21"/>
+          <w:szCs w:val="21"/>
+        </w:rPr>
+        <w:t xml:space="preserve">. This role is $41,500.</w:t>
+      </w:r>
+    </w:p>
+    <w:p>
+      <w:pPr>
         <w:spacing w:after="90" w:before="230" w:line="240" w:lineRule="auto"/>
       </w:pPr>
       <w:r>
@@ -1602,7 +1269,7 @@
           <w:sz w:val="20"/>
           <w:szCs w:val="20"/>
         </w:rPr>
-        <w:t xml:space="preserve">7   </w:t>
+        <w:t xml:space="preserve">6   </w:t>
       </w:r>
       <w:r>
         <w:rPr>
@@ -1614,415 +1281,6 @@
           <w:sz w:val="20"/>
           <w:szCs w:val="20"/>
         </w:rPr>
-        <w:t xml:space="preserve">WHAT THE CLINIC KEEPS</w:t>
-      </w:r>
-    </w:p>
-    <w:p>
-      <w:pPr>
-        <w:spacing w:after="80" w:line="264" w:lineRule="auto"/>
-      </w:pPr>
-      <w:r>
-        <w:rPr>
-          <w:rFonts w:ascii="Arial" w:cs="Arial" w:eastAsia="Arial" w:hAnsi="Arial"/>
-          <w:sz w:val="21"/>
-          <w:szCs w:val="21"/>
-        </w:rPr>
-        <w:t xml:space="preserve">What matters is what another session adds, not what the practice averages. Rent, the records system, management and the front desk do not change because I am there on a Tuesday. After marginal overhead</w:t>
-      </w:r>
-      <w:r>
-        <w:rPr>
-          <w:rStyle w:val="FootnoteReference"/>
-        </w:rPr>
-        <w:footnoteReference w:id="2"/>
-      </w:r>
-      <w:r>
-        <w:rPr>
-          <w:rFonts w:ascii="Arial" w:cs="Arial" w:eastAsia="Arial" w:hAnsi="Arial"/>
-          <w:sz w:val="21"/>
-          <w:szCs w:val="21"/>
-        </w:rPr>
-        <w:t xml:space="preserve"> and after paying me:</w:t>
-      </w:r>
-    </w:p>
-    <w:tbl>
-      <w:tblPr>
-        <w:tblW w:type="dxa" w:w="10800"/>
-        <w:tblBorders>
-          <w:top w:val="single" w:color="auto" w:sz="4"/>
-          <w:left w:val="single" w:color="auto" w:sz="4"/>
-          <w:bottom w:val="single" w:color="auto" w:sz="4"/>
-          <w:right w:val="single" w:color="auto" w:sz="4"/>
-          <w:insideH w:val="single" w:color="auto" w:sz="4"/>
-          <w:insideV w:val="single" w:color="auto" w:sz="4"/>
-        </w:tblBorders>
-      </w:tblPr>
-      <w:tblGrid>
-        <w:gridCol w:w="5000"/>
-        <w:gridCol w:w="2900"/>
-        <w:gridCol w:w="2900"/>
-      </w:tblGrid>
-      <w:tr>
-        <w:tc>
-          <w:tcPr>
-            <w:tcW w:type="dxa" w:w="5000"/>
-            <w:tcBorders>
-              <w:top w:val="none" w:color="FFFFFF" w:sz="0"/>
-              <w:left w:val="none" w:color="FFFFFF" w:sz="0"/>
-              <w:bottom w:val="single" w:color="1D7A5C" w:sz="8"/>
-              <w:right w:val="none" w:color="FFFFFF" w:sz="0"/>
-            </w:tcBorders>
-            <w:tcMar>
-              <w:top w:type="dxa" w:w="30"/>
-              <w:left w:type="dxa" w:w="0"/>
-              <w:bottom w:type="dxa" w:w="70"/>
-              <w:right w:type="dxa" w:w="120"/>
-            </w:tcMar>
-          </w:tcPr>
-          <w:p>
-            <w:pPr>
-              <w:spacing w:after="0" w:line="240" w:lineRule="auto"/>
-              <w:jc w:val="left"/>
-            </w:pPr>
-            <w:r>
-              <w:rPr>
-                <w:rFonts w:ascii="Arial" w:cs="Arial" w:eastAsia="Arial" w:hAnsi="Arial"/>
-                <w:b/>
-                <w:bCs/>
-                <w:color w:val="5F6874"/>
-                <w:spacing w:val="20"/>
-                <w:sz w:val="16"/>
-                <w:szCs w:val="16"/>
-              </w:rPr>
-              <w:t xml:space="preserve"/>
-            </w:r>
-          </w:p>
-        </w:tc>
-        <w:tc>
-          <w:tcPr>
-            <w:tcW w:type="dxa" w:w="2900"/>
-            <w:tcBorders>
-              <w:top w:val="none" w:color="FFFFFF" w:sz="0"/>
-              <w:left w:val="none" w:color="FFFFFF" w:sz="0"/>
-              <w:bottom w:val="single" w:color="1D7A5C" w:sz="8"/>
-              <w:right w:val="none" w:color="FFFFFF" w:sz="0"/>
-            </w:tcBorders>
-            <w:tcMar>
-              <w:top w:type="dxa" w:w="30"/>
-              <w:left w:type="dxa" w:w="0"/>
-              <w:bottom w:type="dxa" w:w="70"/>
-              <w:right w:type="dxa" w:w="120"/>
-            </w:tcMar>
-          </w:tcPr>
-          <w:p>
-            <w:pPr>
-              <w:spacing w:after="0" w:line="240" w:lineRule="auto"/>
-              <w:jc w:val="right"/>
-            </w:pPr>
-            <w:r>
-              <w:rPr>
-                <w:rFonts w:ascii="Arial" w:cs="Arial" w:eastAsia="Arial" w:hAnsi="Arial"/>
-                <w:b/>
-                <w:bCs/>
-                <w:color w:val="5F6874"/>
-                <w:spacing w:val="20"/>
-                <w:sz w:val="16"/>
-                <w:szCs w:val="16"/>
-              </w:rPr>
-              <w:t xml:space="preserve">AT $90 A VISIT</w:t>
-            </w:r>
-          </w:p>
-        </w:tc>
-        <w:tc>
-          <w:tcPr>
-            <w:tcW w:type="dxa" w:w="2900"/>
-            <w:tcBorders>
-              <w:top w:val="none" w:color="FFFFFF" w:sz="0"/>
-              <w:left w:val="none" w:color="FFFFFF" w:sz="0"/>
-              <w:bottom w:val="single" w:color="1D7A5C" w:sz="8"/>
-              <w:right w:val="none" w:color="FFFFFF" w:sz="0"/>
-            </w:tcBorders>
-            <w:tcMar>
-              <w:top w:type="dxa" w:w="30"/>
-              <w:left w:type="dxa" w:w="0"/>
-              <w:bottom w:type="dxa" w:w="70"/>
-              <w:right w:type="dxa" w:w="120"/>
-            </w:tcMar>
-          </w:tcPr>
-          <w:p>
-            <w:pPr>
-              <w:spacing w:after="0" w:line="240" w:lineRule="auto"/>
-              <w:jc w:val="right"/>
-            </w:pPr>
-            <w:r>
-              <w:rPr>
-                <w:rFonts w:ascii="Arial" w:cs="Arial" w:eastAsia="Arial" w:hAnsi="Arial"/>
-                <w:b/>
-                <w:bCs/>
-                <w:color w:val="5F6874"/>
-                <w:spacing w:val="20"/>
-                <w:sz w:val="16"/>
-                <w:szCs w:val="16"/>
-              </w:rPr>
-              <w:t xml:space="preserve">AT $103 A VISIT</w:t>
-            </w:r>
-          </w:p>
-        </w:tc>
-      </w:tr>
-      <w:tr>
-        <w:tc>
-          <w:tcPr>
-            <w:tcW w:type="dxa" w:w="5000"/>
-            <w:tcBorders>
-              <w:top w:val="none" w:color="FFFFFF" w:sz="0"/>
-              <w:left w:val="none" w:color="FFFFFF" w:sz="0"/>
-              <w:bottom w:val="single" w:color="C9D5D1" w:sz="4"/>
-              <w:right w:val="none" w:color="FFFFFF" w:sz="0"/>
-            </w:tcBorders>
-            <w:tcMar>
-              <w:top w:type="dxa" w:w="70"/>
-              <w:left w:type="dxa" w:w="0"/>
-              <w:bottom w:type="dxa" w:w="70"/>
-              <w:right w:type="dxa" w:w="120"/>
-            </w:tcMar>
-          </w:tcPr>
-          <w:p>
-            <w:pPr>
-              <w:spacing w:after="0" w:line="240" w:lineRule="auto"/>
-              <w:jc w:val="left"/>
-            </w:pPr>
-            <w:r>
-              <w:rPr>
-                <w:rFonts w:ascii="Arial" w:cs="Arial" w:eastAsia="Arial" w:hAnsi="Arial"/>
-                <w:b/>
-                <w:bCs/>
-                <w:sz w:val="21"/>
-                <w:szCs w:val="21"/>
-              </w:rPr>
-              <w:t xml:space="preserve">16 patients a day</w:t>
-            </w:r>
-          </w:p>
-        </w:tc>
-        <w:tc>
-          <w:tcPr>
-            <w:tcW w:type="dxa" w:w="2900"/>
-            <w:tcBorders>
-              <w:top w:val="none" w:color="FFFFFF" w:sz="0"/>
-              <w:left w:val="none" w:color="FFFFFF" w:sz="0"/>
-              <w:bottom w:val="single" w:color="C9D5D1" w:sz="4"/>
-              <w:right w:val="none" w:color="FFFFFF" w:sz="0"/>
-            </w:tcBorders>
-            <w:tcMar>
-              <w:top w:type="dxa" w:w="70"/>
-              <w:left w:type="dxa" w:w="0"/>
-              <w:bottom w:type="dxa" w:w="70"/>
-              <w:right w:type="dxa" w:w="120"/>
-            </w:tcMar>
-          </w:tcPr>
-          <w:p>
-            <w:pPr>
-              <w:spacing w:after="0" w:line="240" w:lineRule="auto"/>
-              <w:jc w:val="right"/>
-            </w:pPr>
-            <w:r>
-              <w:rPr>
-                <w:rFonts w:ascii="Arial" w:cs="Arial" w:eastAsia="Arial" w:hAnsi="Arial"/>
-                <w:b w:val="false"/>
-                <w:bCs w:val="false"/>
-                <w:sz w:val="21"/>
-                <w:szCs w:val="21"/>
-              </w:rPr>
-              <w:t xml:space="preserve">$26,477</w:t>
-            </w:r>
-          </w:p>
-        </w:tc>
-        <w:tc>
-          <w:tcPr>
-            <w:tcW w:type="dxa" w:w="2900"/>
-            <w:tcBorders>
-              <w:top w:val="none" w:color="FFFFFF" w:sz="0"/>
-              <w:left w:val="none" w:color="FFFFFF" w:sz="0"/>
-              <w:bottom w:val="single" w:color="C9D5D1" w:sz="4"/>
-              <w:right w:val="none" w:color="FFFFFF" w:sz="0"/>
-            </w:tcBorders>
-            <w:tcMar>
-              <w:top w:type="dxa" w:w="70"/>
-              <w:left w:type="dxa" w:w="0"/>
-              <w:bottom w:type="dxa" w:w="70"/>
-              <w:right w:type="dxa" w:w="120"/>
-            </w:tcMar>
-          </w:tcPr>
-          <w:p>
-            <w:pPr>
-              <w:spacing w:after="0" w:line="240" w:lineRule="auto"/>
-              <w:jc w:val="right"/>
-            </w:pPr>
-            <w:r>
-              <w:rPr>
-                <w:rFonts w:ascii="Arial" w:cs="Arial" w:eastAsia="Arial" w:hAnsi="Arial"/>
-                <w:b w:val="false"/>
-                <w:bCs w:val="false"/>
-                <w:sz w:val="21"/>
-                <w:szCs w:val="21"/>
-              </w:rPr>
-              <w:t xml:space="preserve">$36,811</w:t>
-            </w:r>
-          </w:p>
-        </w:tc>
-      </w:tr>
-      <w:tr>
-        <w:tc>
-          <w:tcPr>
-            <w:tcW w:type="dxa" w:w="5000"/>
-            <w:tcBorders>
-              <w:top w:val="none" w:color="FFFFFF" w:sz="0"/>
-              <w:left w:val="none" w:color="FFFFFF" w:sz="0"/>
-              <w:bottom w:val="single" w:color="C9D5D1" w:sz="4"/>
-              <w:right w:val="none" w:color="FFFFFF" w:sz="0"/>
-            </w:tcBorders>
-            <w:tcMar>
-              <w:top w:type="dxa" w:w="70"/>
-              <w:left w:type="dxa" w:w="0"/>
-              <w:bottom w:type="dxa" w:w="70"/>
-              <w:right w:type="dxa" w:w="120"/>
-            </w:tcMar>
-          </w:tcPr>
-          <w:p>
-            <w:pPr>
-              <w:spacing w:after="0" w:line="240" w:lineRule="auto"/>
-              <w:jc w:val="left"/>
-            </w:pPr>
-            <w:r>
-              <w:rPr>
-                <w:rFonts w:ascii="Arial" w:cs="Arial" w:eastAsia="Arial" w:hAnsi="Arial"/>
-                <w:b/>
-                <w:bCs/>
-                <w:sz w:val="21"/>
-                <w:szCs w:val="21"/>
-              </w:rPr>
-              <w:t xml:space="preserve">20 patients a day</w:t>
-            </w:r>
-          </w:p>
-        </w:tc>
-        <w:tc>
-          <w:tcPr>
-            <w:tcW w:type="dxa" w:w="2900"/>
-            <w:tcBorders>
-              <w:top w:val="none" w:color="FFFFFF" w:sz="0"/>
-              <w:left w:val="none" w:color="FFFFFF" w:sz="0"/>
-              <w:bottom w:val="single" w:color="C9D5D1" w:sz="4"/>
-              <w:right w:val="none" w:color="FFFFFF" w:sz="0"/>
-            </w:tcBorders>
-            <w:tcMar>
-              <w:top w:type="dxa" w:w="70"/>
-              <w:left w:type="dxa" w:w="0"/>
-              <w:bottom w:type="dxa" w:w="70"/>
-              <w:right w:type="dxa" w:w="120"/>
-            </w:tcMar>
-          </w:tcPr>
-          <w:p>
-            <w:pPr>
-              <w:spacing w:after="0" w:line="240" w:lineRule="auto"/>
-              <w:jc w:val="right"/>
-            </w:pPr>
-            <w:r>
-              <w:rPr>
-                <w:rFonts w:ascii="Arial" w:cs="Arial" w:eastAsia="Arial" w:hAnsi="Arial"/>
-                <w:b w:val="false"/>
-                <w:bCs w:val="false"/>
-                <w:sz w:val="21"/>
-                <w:szCs w:val="21"/>
-              </w:rPr>
-              <w:t xml:space="preserve">$44,405</w:t>
-            </w:r>
-          </w:p>
-        </w:tc>
-        <w:tc>
-          <w:tcPr>
-            <w:tcW w:type="dxa" w:w="2900"/>
-            <w:tcBorders>
-              <w:top w:val="none" w:color="FFFFFF" w:sz="0"/>
-              <w:left w:val="none" w:color="FFFFFF" w:sz="0"/>
-              <w:bottom w:val="single" w:color="C9D5D1" w:sz="4"/>
-              <w:right w:val="none" w:color="FFFFFF" w:sz="0"/>
-            </w:tcBorders>
-            <w:tcMar>
-              <w:top w:type="dxa" w:w="70"/>
-              <w:left w:type="dxa" w:w="0"/>
-              <w:bottom w:type="dxa" w:w="70"/>
-              <w:right w:type="dxa" w:w="120"/>
-            </w:tcMar>
-          </w:tcPr>
-          <w:p>
-            <w:pPr>
-              <w:spacing w:after="0" w:line="240" w:lineRule="auto"/>
-              <w:jc w:val="right"/>
-            </w:pPr>
-            <w:r>
-              <w:rPr>
-                <w:rFonts w:ascii="Arial" w:cs="Arial" w:eastAsia="Arial" w:hAnsi="Arial"/>
-                <w:b w:val="false"/>
-                <w:bCs w:val="false"/>
-                <w:sz w:val="21"/>
-                <w:szCs w:val="21"/>
-              </w:rPr>
-              <w:t xml:space="preserve">$57,323</w:t>
-            </w:r>
-          </w:p>
-        </w:tc>
-      </w:tr>
-    </w:tbl>
-    <w:p>
-      <w:pPr>
-        <w:spacing w:after="0" w:before="110" w:line="264" w:lineRule="auto"/>
-      </w:pPr>
-      <w:r>
-        <w:rPr>
-          <w:rFonts w:ascii="Arial" w:cs="Arial" w:eastAsia="Arial" w:hAnsi="Arial"/>
-          <w:sz w:val="21"/>
-          <w:szCs w:val="21"/>
-        </w:rPr>
-        <w:t xml:space="preserve">By comparison, median total compensation for a primary care physician is $312,427, and the lower quartile is $256,853</w:t>
-      </w:r>
-      <w:r>
-        <w:rPr>
-          <w:rStyle w:val="FootnoteReference"/>
-        </w:rPr>
-        <w:footnoteReference w:id="3"/>
-      </w:r>
-      <w:r>
-        <w:rPr>
-          <w:rFonts w:ascii="Arial" w:cs="Arial" w:eastAsia="Arial" w:hAnsi="Arial"/>
-          <w:sz w:val="21"/>
-          <w:szCs w:val="21"/>
-        </w:rPr>
-        <w:t xml:space="preserve">. This role is $41,500.</w:t>
-      </w:r>
-    </w:p>
-    <w:p>
-      <w:pPr>
-        <w:spacing w:after="90" w:before="230" w:line="240" w:lineRule="auto"/>
-      </w:pPr>
-      <w:r>
-        <w:rPr>
-          <w:rFonts w:ascii="Arial" w:cs="Arial" w:eastAsia="Arial" w:hAnsi="Arial"/>
-          <w:b/>
-          <w:bCs/>
-          <w:color w:val="C47D20"/>
-          <w:sz w:val="20"/>
-          <w:szCs w:val="20"/>
-        </w:rPr>
-        <w:t xml:space="preserve">8   </w:t>
-      </w:r>
-      <w:r>
-        <w:rPr>
-          <w:rFonts w:ascii="Arial" w:cs="Arial" w:eastAsia="Arial" w:hAnsi="Arial"/>
-          <w:b/>
-          <w:bCs/>
-          <w:color w:val="1D7A5C"/>
-          <w:spacing w:val="24"/>
-          <w:sz w:val="20"/>
-          <w:szCs w:val="20"/>
-        </w:rPr>
         <w:t xml:space="preserve">ONE REQUEST ABOUT WORDING</w:t>
       </w:r>
     </w:p>
@@ -2067,7 +1325,7 @@
           <wp:inline distT="0" distB="0" distL="0" distR="0">
             <wp:extent cx="6858000" cy="5486400"/>
             <wp:effectExtent t="0" r="0" b="0" l="0"/>
-            <wp:docPr id="2" name=""/>
+            <wp:docPr id="3" name=""/>
             <wp:cNvGraphicFramePr>
               <a:graphicFrameLocks xmlns:a="http://schemas.openxmlformats.org/drawingml/2006/main" noChangeAspect="1"/>
             </wp:cNvGraphicFramePr>
@@ -2081,7 +1339,7 @@
                     </pic:cNvPicPr>
                   </pic:nvPicPr>
                   <pic:blipFill>
-                    <a:blip r:embed="rId9" cstate="none"/>
+                    <a:blip r:embed="rId10" cstate="none"/>
                     <a:srcRect/>
                     <a:stretch>
                       <a:fillRect/>
@@ -2321,9 +1579,47 @@
           <w:sz w:val="16"/>
           <w:szCs w:val="16"/>
         </w:rPr>
-        <w:t xml:space="preserve">Fredericksburg Christian Health Center, IRS Form 990 for the year ending December 2024, as digitized by </w:t>
-      </w:r>
-      <w:hyperlink w:history="1" r:id="rIdoptow_5hu9li9lldgwdaz">
+        <w:t xml:space="preserve">Overhead here is marginal, at 40 percent of collections. Family medicine averages nearer 60 percent (</w:t>
+      </w:r>
+      <w:hyperlink w:history="1" r:id="rIdmcleofjgyyb9fra-k8ind">
+        <w:r>
+          <w:rPr>
+            <w:rFonts w:ascii="Arial" w:cs="Arial" w:eastAsia="Arial" w:hAnsi="Arial"/>
+            <w:color w:val="1D7A5C"/>
+            <w:sz w:val="21"/>
+            <w:szCs w:val="21"/>
+            <w:u w:val="single"/>
+          </w:rPr>
+          <w:t xml:space="preserve">AAFP, Family Practice Management</w:t>
+        </w:r>
+      </w:hyperlink>
+      <w:r>
+        <w:rPr>
+          <w:rFonts w:ascii="Arial" w:cs="Arial" w:eastAsia="Arial" w:hAnsi="Arial"/>
+          <w:sz w:val="16"/>
+          <w:szCs w:val="16"/>
+        </w:rPr>
+        <w:t xml:space="preserve">), but most of that is rent, records, management and front desk, which another session does not add to. Your own figure would be better than my estimate.</w:t>
+      </w:r>
+    </w:p>
+  </w:footnote>
+  <w:footnote w:id="2">
+    <w:p>
+      <w:r>
+        <w:rPr>
+          <w:rStyle w:val="FootnoteReference"/>
+        </w:rPr>
+        <w:footnoteRef/>
+      </w:r>
+      <w:r>
+        <w:rPr>
+          <w:rFonts w:ascii="Arial" w:cs="Arial" w:eastAsia="Arial" w:hAnsi="Arial"/>
+          <w:sz w:val="16"/>
+          <w:szCs w:val="16"/>
+        </w:rPr>
+        <w:t xml:space="preserve">IRS Form 990 for the year ending December 2024, as digitized by </w:t>
+      </w:r>
+      <w:hyperlink w:history="1" r:id="rIdnfxyarzktpifzstrbzx_x">
         <w:r>
           <w:rPr>
             <w:rFonts w:ascii="Arial" w:cs="Arial" w:eastAsia="Arial" w:hAnsi="Arial"/>
@@ -2341,45 +1637,7 @@
           <w:sz w:val="16"/>
           <w:szCs w:val="16"/>
         </w:rPr>
-        <w:t xml:space="preserve">. EIN 54-2061482.</w:t>
-      </w:r>
-    </w:p>
-  </w:footnote>
-  <w:footnote w:id="2">
-    <w:p>
-      <w:r>
-        <w:rPr>
-          <w:rStyle w:val="FootnoteReference"/>
-        </w:rPr>
-        <w:footnoteRef/>
-      </w:r>
-      <w:r>
-        <w:rPr>
-          <w:rFonts w:ascii="Arial" w:cs="Arial" w:eastAsia="Arial" w:hAnsi="Arial"/>
-          <w:sz w:val="16"/>
-          <w:szCs w:val="16"/>
-        </w:rPr>
-        <w:t xml:space="preserve">Marginal overhead at 40 percent of collections. Family medicine averages nearer 60 percent (</w:t>
-      </w:r>
-      <w:hyperlink w:history="1" r:id="rIdj9rrgqkszs49yvhojyuby">
-        <w:r>
-          <w:rPr>
-            <w:rFonts w:ascii="Arial" w:cs="Arial" w:eastAsia="Arial" w:hAnsi="Arial"/>
-            <w:color w:val="1D7A5C"/>
-            <w:sz w:val="21"/>
-            <w:szCs w:val="21"/>
-            <w:u w:val="single"/>
-          </w:rPr>
-          <w:t xml:space="preserve">AAFP, Family Practice Management</w:t>
-        </w:r>
-      </w:hyperlink>
-      <w:r>
-        <w:rPr>
-          <w:rFonts w:ascii="Arial" w:cs="Arial" w:eastAsia="Arial" w:hAnsi="Arial"/>
-          <w:sz w:val="16"/>
-          <w:szCs w:val="16"/>
-        </w:rPr>
-        <w:t xml:space="preserve">), but most of that is rent, records, management and front desk, which another session does not add to. Your own marginal figure would be better than my estimate.</w:t>
+        <w:t xml:space="preserve">. Revenue $1,643,163 against expenses $1,622,030.</w:t>
       </w:r>
     </w:p>
   </w:footnote>
@@ -2391,7 +1649,7 @@
         </w:rPr>
         <w:footnoteRef/>
       </w:r>
-      <w:hyperlink w:history="1" r:id="rIdhnviqh03_rkbn5sofew5n">
+      <w:hyperlink w:history="1" r:id="rIduqoydpcqiek1qm5ihgqak">
         <w:r>
           <w:rPr>
             <w:rFonts w:ascii="Arial" w:cs="Arial" w:eastAsia="Arial" w:hAnsi="Arial"/>
@@ -2421,7 +1679,7 @@
         </w:rPr>
         <w:footnoteRef/>
       </w:r>
-      <w:hyperlink w:history="1" r:id="rId2f3jtv4c1poxou-u5-d7p">
+      <w:hyperlink w:history="1" r:id="rId6dfx7g7rnfxgwlqsq3qma">
         <w:r>
           <w:rPr>
             <w:rFonts w:ascii="Arial" w:cs="Arial" w:eastAsia="Arial" w:hAnsi="Arial"/>

--- a/docs/fchc/FCHC-proposal.docx
+++ b/docs/fchc/FCHC-proposal.docx
@@ -57,12 +57,12 @@
           <w:sz w:val="20"/>
           <w:szCs w:val="20"/>
         </w:rPr>
-        <w:t xml:space="preserve">WHAT I AM PROPOSING</w:t>
-      </w:r>
-    </w:p>
-    <w:p>
-      <w:pPr>
-        <w:spacing w:after="110" w:line="264" w:lineRule="auto"/>
+        <w:t xml:space="preserve">THE PROPOSAL</w:t>
+      </w:r>
+    </w:p>
+    <w:p>
+      <w:pPr>
+        <w:spacing w:after="150" w:line="264" w:lineRule="auto"/>
       </w:pPr>
       <w:r>
         <w:rPr>
@@ -70,48 +70,7 @@
           <w:sz w:val="21"/>
           <w:szCs w:val="21"/>
         </w:rPr>
-        <w:t xml:space="preserve">A salaried part-time position at 0.75 FTE, 30 hours per week annualized, at $41,500 a year, beginning 1 June 2028. I would give you my schedule a quarter at a time, as I do now. Nothing here needs deciding now.</w:t>
-      </w:r>
-    </w:p>
-    <w:p>
-      <w:pPr>
-        <w:spacing w:after="90" w:before="230" w:line="240" w:lineRule="auto"/>
-      </w:pPr>
-      <w:r>
-        <w:rPr>
-          <w:rFonts w:ascii="Arial" w:cs="Arial" w:eastAsia="Arial" w:hAnsi="Arial"/>
-          <w:b/>
-          <w:bCs/>
-          <w:color w:val="C47D20"/>
-          <w:sz w:val="20"/>
-          <w:szCs w:val="20"/>
-        </w:rPr>
-        <w:t xml:space="preserve">2   </w:t>
-      </w:r>
-      <w:r>
-        <w:rPr>
-          <w:rFonts w:ascii="Arial" w:cs="Arial" w:eastAsia="Arial" w:hAnsi="Arial"/>
-          <w:b/>
-          <w:bCs/>
-          <w:color w:val="1D7A5C"/>
-          <w:spacing w:val="24"/>
-          <w:sz w:val="20"/>
-          <w:szCs w:val="20"/>
-        </w:rPr>
-        <w:t xml:space="preserve">BETWEEN NOW AND JUNE 2028</w:t>
-      </w:r>
-    </w:p>
-    <w:p>
-      <w:pPr>
-        <w:spacing w:after="150" w:line="264" w:lineRule="auto"/>
-      </w:pPr>
-      <w:r>
-        <w:rPr>
-          <w:rFonts w:ascii="Arial" w:cs="Arial" w:eastAsia="Arial" w:hAnsi="Arial"/>
-          <w:sz w:val="21"/>
-          <w:szCs w:val="21"/>
-        </w:rPr>
-        <w:t xml:space="preserve">Nothing changes until then. I stay on the current hourly arrangement. What I need from you in the meantime is what the clinic collects per encounter, so we can check these figures in October 2027.</w:t>
+        <w:t xml:space="preserve">A salaried part-time position at 0.75 FTE and $41,500 a year, beginning 1 June 2028. Until then we stay on the current hourly arrangement and use it to prove the economics work and the demand is there. The one thing I need from you in the meantime is what the clinic collects per encounter. Nothing here needs deciding now.</w:t>
       </w:r>
     </w:p>
     <w:p>
@@ -172,7 +131,7 @@
           <w:sz w:val="20"/>
           <w:szCs w:val="20"/>
         </w:rPr>
-        <w:t xml:space="preserve">3   </w:t>
+        <w:t xml:space="preserve">2   </w:t>
       </w:r>
       <w:r>
         <w:rPr>
@@ -185,6 +144,19 @@
           <w:szCs w:val="20"/>
         </w:rPr>
         <w:t xml:space="preserve">WHAT THIS EARNS THE CLINIC</w:t>
+      </w:r>
+    </w:p>
+    <w:p>
+      <w:pPr>
+        <w:spacing w:after="80" w:line="264" w:lineRule="auto"/>
+      </w:pPr>
+      <w:r>
+        <w:rPr>
+          <w:rFonts w:ascii="Arial" w:cs="Arial" w:eastAsia="Arial" w:hAnsi="Arial"/>
+          <w:sz w:val="21"/>
+          <w:szCs w:val="21"/>
+        </w:rPr>
+        <w:t xml:space="preserve">$41,500, or $45,235 with payroll taxes. That is $34.06 an encounter at sixteen patients a day, and $27.25 at twenty.</w:t>
       </w:r>
     </w:p>
     <w:p>
@@ -565,12 +537,21 @@
           <w:sz w:val="21"/>
           <w:szCs w:val="21"/>
         </w:rPr>
+        <w:t xml:space="preserve">. Median total compensation for a primary care physician is $312,427</w:t>
+      </w:r>
+      <w:r>
+        <w:rPr>
+          <w:rStyle w:val="FootnoteReference"/>
+        </w:rPr>
+        <w:footnoteReference w:id="3"/>
+      </w:r>
+      <w:r>
+        <w:rPr>
+          <w:rFonts w:ascii="Arial" w:cs="Arial" w:eastAsia="Arial" w:hAnsi="Arial"/>
+          <w:sz w:val="21"/>
+          <w:szCs w:val="21"/>
+        </w:rPr>
         <w:t xml:space="preserve">.</w:t>
-      </w:r>
-    </w:p>
-    <w:p>
-      <w:r>
-        <w:br w:type="page"/>
       </w:r>
     </w:p>
     <w:p>
@@ -586,7 +567,7 @@
           <w:sz w:val="20"/>
           <w:szCs w:val="20"/>
         </w:rPr>
-        <w:t xml:space="preserve">4   </w:t>
+        <w:t xml:space="preserve">3   </w:t>
       </w:r>
       <w:r>
         <w:rPr>
@@ -598,12 +579,12 @@
           <w:sz w:val="20"/>
           <w:szCs w:val="20"/>
         </w:rPr>
-        <w:t xml:space="preserve">THE SCHEDULE</w:t>
-      </w:r>
-    </w:p>
-    <w:p>
-      <w:pPr>
-        <w:spacing w:after="130" w:line="264" w:lineRule="auto"/>
+        <w:t xml:space="preserve">MY COMPENSATION AND SCHEDULE</w:t>
+      </w:r>
+    </w:p>
+    <w:p>
+      <w:pPr>
+        <w:spacing w:after="110" w:line="264" w:lineRule="auto"/>
       </w:pPr>
       <w:r>
         <w:rPr>
@@ -611,12 +592,25 @@
           <w:sz w:val="21"/>
           <w:szCs w:val="21"/>
         </w:rPr>
-        <w:t xml:space="preserve">About 83 clinic days a year, roughly two a week, at ten hours each. We start at sixteen patients a day, which is 38 minutes a visit. If demand supports it we work up to twenty, which is 30 minutes. I would keep twelve weeks off.</w:t>
-      </w:r>
-    </w:p>
-    <w:p>
-      <w:pPr>
-        <w:spacing w:after="40" w:line="240" w:lineRule="auto"/>
+        <w:t xml:space="preserve">0.75 FTE, which is 30 hours per week annualized. I would give you my days a quarter at a time, as I do now.</w:t>
+      </w:r>
+    </w:p>
+    <w:p>
+      <w:pPr>
+        <w:spacing w:after="130" w:line="264" w:lineRule="auto"/>
+      </w:pPr>
+      <w:r>
+        <w:rPr>
+          <w:rFonts w:ascii="Arial" w:cs="Arial" w:eastAsia="Arial" w:hAnsi="Arial"/>
+          <w:sz w:val="21"/>
+          <w:szCs w:val="21"/>
+        </w:rPr>
+        <w:t xml:space="preserve">About 83 clinic days a year, roughly two a week, at ten hours each. Sixteen patients a day to start, which is 38 minutes a visit, and up to twenty if demand supports it. Twelve weeks off, the same weeks I take now. The time off does not change in June 2028. What changes is that I open up more clinic days a week.</w:t>
+      </w:r>
+    </w:p>
+    <w:p>
+      <w:pPr>
+        <w:spacing w:after="110" w:line="240" w:lineRule="auto"/>
       </w:pPr>
       <w:r>
         <w:drawing>
@@ -661,35 +655,7 @@
     </w:p>
     <w:p>
       <w:pPr>
-        <w:spacing w:after="90" w:before="230" w:line="240" w:lineRule="auto"/>
-      </w:pPr>
-      <w:r>
-        <w:rPr>
-          <w:rFonts w:ascii="Arial" w:cs="Arial" w:eastAsia="Arial" w:hAnsi="Arial"/>
-          <w:b/>
-          <w:bCs/>
-          <w:color w:val="C47D20"/>
-          <w:sz w:val="20"/>
-          <w:szCs w:val="20"/>
-        </w:rPr>
-        <w:t xml:space="preserve">5   </w:t>
-      </w:r>
-      <w:r>
-        <w:rPr>
-          <w:rFonts w:ascii="Arial" w:cs="Arial" w:eastAsia="Arial" w:hAnsi="Arial"/>
-          <w:b/>
-          <w:bCs/>
-          <w:color w:val="1D7A5C"/>
-          <w:spacing w:val="24"/>
-          <w:sz w:val="20"/>
-          <w:szCs w:val="20"/>
-        </w:rPr>
-        <w:t xml:space="preserve">WHAT IT COSTS THE CLINIC</w:t>
-      </w:r>
-    </w:p>
-    <w:p>
-      <w:pPr>
-        <w:spacing w:after="80" w:line="264" w:lineRule="auto"/>
+        <w:spacing w:after="0" w:line="264" w:lineRule="auto"/>
       </w:pPr>
       <w:r>
         <w:rPr>
@@ -697,618 +663,21 @@
           <w:sz w:val="21"/>
           <w:szCs w:val="21"/>
         </w:rPr>
-        <w:t xml:space="preserve">$41,500, or $45,235 with payroll taxes.</w:t>
-      </w:r>
-    </w:p>
-    <w:tbl>
-      <w:tblPr>
-        <w:tblW w:type="dxa" w:w="10800"/>
-        <w:tblBorders>
-          <w:top w:val="single" w:color="auto" w:sz="4"/>
-          <w:left w:val="single" w:color="auto" w:sz="4"/>
-          <w:bottom w:val="single" w:color="auto" w:sz="4"/>
-          <w:right w:val="single" w:color="auto" w:sz="4"/>
-          <w:insideH w:val="single" w:color="auto" w:sz="4"/>
-          <w:insideV w:val="single" w:color="auto" w:sz="4"/>
-        </w:tblBorders>
-      </w:tblPr>
-      <w:tblGrid>
-        <w:gridCol w:w="5000"/>
-        <w:gridCol w:w="2900"/>
-        <w:gridCol w:w="2900"/>
-      </w:tblGrid>
-      <w:tr>
-        <w:tc>
-          <w:tcPr>
-            <w:tcW w:type="dxa" w:w="5000"/>
-            <w:tcBorders>
-              <w:top w:val="none" w:color="FFFFFF" w:sz="0"/>
-              <w:left w:val="none" w:color="FFFFFF" w:sz="0"/>
-              <w:bottom w:val="single" w:color="1D7A5C" w:sz="8"/>
-              <w:right w:val="none" w:color="FFFFFF" w:sz="0"/>
-            </w:tcBorders>
-            <w:tcMar>
-              <w:top w:type="dxa" w:w="30"/>
-              <w:left w:type="dxa" w:w="0"/>
-              <w:bottom w:type="dxa" w:w="70"/>
-              <w:right w:type="dxa" w:w="120"/>
-            </w:tcMar>
-          </w:tcPr>
-          <w:p>
-            <w:pPr>
-              <w:spacing w:after="0" w:line="240" w:lineRule="auto"/>
-              <w:jc w:val="left"/>
-            </w:pPr>
-            <w:r>
-              <w:rPr>
-                <w:rFonts w:ascii="Arial" w:cs="Arial" w:eastAsia="Arial" w:hAnsi="Arial"/>
-                <w:b/>
-                <w:bCs/>
-                <w:color w:val="5F6874"/>
-                <w:spacing w:val="20"/>
-                <w:sz w:val="16"/>
-                <w:szCs w:val="16"/>
-              </w:rPr>
-              <w:t xml:space="preserve"/>
-            </w:r>
-          </w:p>
-        </w:tc>
-        <w:tc>
-          <w:tcPr>
-            <w:tcW w:type="dxa" w:w="2900"/>
-            <w:tcBorders>
-              <w:top w:val="none" w:color="FFFFFF" w:sz="0"/>
-              <w:left w:val="none" w:color="FFFFFF" w:sz="0"/>
-              <w:bottom w:val="single" w:color="1D7A5C" w:sz="8"/>
-              <w:right w:val="none" w:color="FFFFFF" w:sz="0"/>
-            </w:tcBorders>
-            <w:tcMar>
-              <w:top w:type="dxa" w:w="30"/>
-              <w:left w:type="dxa" w:w="0"/>
-              <w:bottom w:type="dxa" w:w="70"/>
-              <w:right w:type="dxa" w:w="120"/>
-            </w:tcMar>
-          </w:tcPr>
-          <w:p>
-            <w:pPr>
-              <w:spacing w:after="0" w:line="240" w:lineRule="auto"/>
-              <w:jc w:val="right"/>
-            </w:pPr>
-            <w:r>
-              <w:rPr>
-                <w:rFonts w:ascii="Arial" w:cs="Arial" w:eastAsia="Arial" w:hAnsi="Arial"/>
-                <w:b/>
-                <w:bCs/>
-                <w:color w:val="5F6874"/>
-                <w:spacing w:val="20"/>
-                <w:sz w:val="16"/>
-                <w:szCs w:val="16"/>
-              </w:rPr>
-              <w:t xml:space="preserve">16 PATIENTS A DAY</w:t>
-            </w:r>
-          </w:p>
-        </w:tc>
-        <w:tc>
-          <w:tcPr>
-            <w:tcW w:type="dxa" w:w="2900"/>
-            <w:tcBorders>
-              <w:top w:val="none" w:color="FFFFFF" w:sz="0"/>
-              <w:left w:val="none" w:color="FFFFFF" w:sz="0"/>
-              <w:bottom w:val="single" w:color="1D7A5C" w:sz="8"/>
-              <w:right w:val="none" w:color="FFFFFF" w:sz="0"/>
-            </w:tcBorders>
-            <w:tcMar>
-              <w:top w:type="dxa" w:w="30"/>
-              <w:left w:type="dxa" w:w="0"/>
-              <w:bottom w:type="dxa" w:w="70"/>
-              <w:right w:type="dxa" w:w="120"/>
-            </w:tcMar>
-          </w:tcPr>
-          <w:p>
-            <w:pPr>
-              <w:spacing w:after="0" w:line="240" w:lineRule="auto"/>
-              <w:jc w:val="right"/>
-            </w:pPr>
-            <w:r>
-              <w:rPr>
-                <w:rFonts w:ascii="Arial" w:cs="Arial" w:eastAsia="Arial" w:hAnsi="Arial"/>
-                <w:b/>
-                <w:bCs/>
-                <w:color w:val="5F6874"/>
-                <w:spacing w:val="20"/>
-                <w:sz w:val="16"/>
-                <w:szCs w:val="16"/>
-              </w:rPr>
-              <w:t xml:space="preserve">20 PATIENTS A DAY</w:t>
-            </w:r>
-          </w:p>
-        </w:tc>
-      </w:tr>
-      <w:tr>
-        <w:tc>
-          <w:tcPr>
-            <w:tcW w:type="dxa" w:w="5000"/>
-            <w:tcBorders>
-              <w:top w:val="none" w:color="FFFFFF" w:sz="0"/>
-              <w:left w:val="none" w:color="FFFFFF" w:sz="0"/>
-              <w:bottom w:val="single" w:color="C9D5D1" w:sz="4"/>
-              <w:right w:val="none" w:color="FFFFFF" w:sz="0"/>
-            </w:tcBorders>
-            <w:tcMar>
-              <w:top w:type="dxa" w:w="70"/>
-              <w:left w:type="dxa" w:w="0"/>
-              <w:bottom w:type="dxa" w:w="70"/>
-              <w:right w:type="dxa" w:w="120"/>
-            </w:tcMar>
-          </w:tcPr>
-          <w:p>
-            <w:pPr>
-              <w:spacing w:after="0" w:line="240" w:lineRule="auto"/>
-              <w:jc w:val="left"/>
-            </w:pPr>
-            <w:r>
-              <w:rPr>
-                <w:rFonts w:ascii="Arial" w:cs="Arial" w:eastAsia="Arial" w:hAnsi="Arial"/>
-                <w:b/>
-                <w:bCs/>
-                <w:sz w:val="21"/>
-                <w:szCs w:val="21"/>
-              </w:rPr>
-              <w:t xml:space="preserve">Encounters a year</w:t>
-            </w:r>
-          </w:p>
-        </w:tc>
-        <w:tc>
-          <w:tcPr>
-            <w:tcW w:type="dxa" w:w="2900"/>
-            <w:tcBorders>
-              <w:top w:val="none" w:color="FFFFFF" w:sz="0"/>
-              <w:left w:val="none" w:color="FFFFFF" w:sz="0"/>
-              <w:bottom w:val="single" w:color="C9D5D1" w:sz="4"/>
-              <w:right w:val="none" w:color="FFFFFF" w:sz="0"/>
-            </w:tcBorders>
-            <w:tcMar>
-              <w:top w:type="dxa" w:w="70"/>
-              <w:left w:type="dxa" w:w="0"/>
-              <w:bottom w:type="dxa" w:w="70"/>
-              <w:right w:type="dxa" w:w="120"/>
-            </w:tcMar>
-          </w:tcPr>
-          <w:p>
-            <w:pPr>
-              <w:spacing w:after="0" w:line="240" w:lineRule="auto"/>
-              <w:jc w:val="right"/>
-            </w:pPr>
-            <w:r>
-              <w:rPr>
-                <w:rFonts w:ascii="Arial" w:cs="Arial" w:eastAsia="Arial" w:hAnsi="Arial"/>
-                <w:b w:val="false"/>
-                <w:bCs w:val="false"/>
-                <w:sz w:val="21"/>
-                <w:szCs w:val="21"/>
-              </w:rPr>
-              <w:t xml:space="preserve">1,328</w:t>
-            </w:r>
-          </w:p>
-        </w:tc>
-        <w:tc>
-          <w:tcPr>
-            <w:tcW w:type="dxa" w:w="2900"/>
-            <w:tcBorders>
-              <w:top w:val="none" w:color="FFFFFF" w:sz="0"/>
-              <w:left w:val="none" w:color="FFFFFF" w:sz="0"/>
-              <w:bottom w:val="single" w:color="C9D5D1" w:sz="4"/>
-              <w:right w:val="none" w:color="FFFFFF" w:sz="0"/>
-            </w:tcBorders>
-            <w:tcMar>
-              <w:top w:type="dxa" w:w="70"/>
-              <w:left w:type="dxa" w:w="0"/>
-              <w:bottom w:type="dxa" w:w="70"/>
-              <w:right w:type="dxa" w:w="120"/>
-            </w:tcMar>
-          </w:tcPr>
-          <w:p>
-            <w:pPr>
-              <w:spacing w:after="0" w:line="240" w:lineRule="auto"/>
-              <w:jc w:val="right"/>
-            </w:pPr>
-            <w:r>
-              <w:rPr>
-                <w:rFonts w:ascii="Arial" w:cs="Arial" w:eastAsia="Arial" w:hAnsi="Arial"/>
-                <w:b w:val="false"/>
-                <w:bCs w:val="false"/>
-                <w:sz w:val="21"/>
-                <w:szCs w:val="21"/>
-              </w:rPr>
-              <w:t xml:space="preserve">1,660</w:t>
-            </w:r>
-          </w:p>
-        </w:tc>
-      </w:tr>
-      <w:tr>
-        <w:tc>
-          <w:tcPr>
-            <w:tcW w:type="dxa" w:w="5000"/>
-            <w:tcBorders>
-              <w:top w:val="none" w:color="FFFFFF" w:sz="0"/>
-              <w:left w:val="none" w:color="FFFFFF" w:sz="0"/>
-              <w:bottom w:val="single" w:color="C9D5D1" w:sz="4"/>
-              <w:right w:val="none" w:color="FFFFFF" w:sz="0"/>
-            </w:tcBorders>
-            <w:tcMar>
-              <w:top w:type="dxa" w:w="70"/>
-              <w:left w:type="dxa" w:w="0"/>
-              <w:bottom w:type="dxa" w:w="70"/>
-              <w:right w:type="dxa" w:w="120"/>
-            </w:tcMar>
-          </w:tcPr>
-          <w:p>
-            <w:pPr>
-              <w:spacing w:after="0" w:line="240" w:lineRule="auto"/>
-              <w:jc w:val="left"/>
-            </w:pPr>
-            <w:r>
-              <w:rPr>
-                <w:rFonts w:ascii="Arial" w:cs="Arial" w:eastAsia="Arial" w:hAnsi="Arial"/>
-                <w:b/>
-                <w:bCs/>
-                <w:sz w:val="21"/>
-                <w:szCs w:val="21"/>
-              </w:rPr>
-              <w:t xml:space="preserve">My cost per encounter</w:t>
-            </w:r>
-          </w:p>
-        </w:tc>
-        <w:tc>
-          <w:tcPr>
-            <w:tcW w:type="dxa" w:w="2900"/>
-            <w:tcBorders>
-              <w:top w:val="none" w:color="FFFFFF" w:sz="0"/>
-              <w:left w:val="none" w:color="FFFFFF" w:sz="0"/>
-              <w:bottom w:val="single" w:color="C9D5D1" w:sz="4"/>
-              <w:right w:val="none" w:color="FFFFFF" w:sz="0"/>
-            </w:tcBorders>
-            <w:tcMar>
-              <w:top w:type="dxa" w:w="70"/>
-              <w:left w:type="dxa" w:w="0"/>
-              <w:bottom w:type="dxa" w:w="70"/>
-              <w:right w:type="dxa" w:w="120"/>
-            </w:tcMar>
-          </w:tcPr>
-          <w:p>
-            <w:pPr>
-              <w:spacing w:after="0" w:line="240" w:lineRule="auto"/>
-              <w:jc w:val="right"/>
-            </w:pPr>
-            <w:r>
-              <w:rPr>
-                <w:rFonts w:ascii="Arial" w:cs="Arial" w:eastAsia="Arial" w:hAnsi="Arial"/>
-                <w:b w:val="false"/>
-                <w:bCs w:val="false"/>
-                <w:sz w:val="21"/>
-                <w:szCs w:val="21"/>
-              </w:rPr>
-              <w:t xml:space="preserve">$34.06</w:t>
-            </w:r>
-          </w:p>
-        </w:tc>
-        <w:tc>
-          <w:tcPr>
-            <w:tcW w:type="dxa" w:w="2900"/>
-            <w:tcBorders>
-              <w:top w:val="none" w:color="FFFFFF" w:sz="0"/>
-              <w:left w:val="none" w:color="FFFFFF" w:sz="0"/>
-              <w:bottom w:val="single" w:color="C9D5D1" w:sz="4"/>
-              <w:right w:val="none" w:color="FFFFFF" w:sz="0"/>
-            </w:tcBorders>
-            <w:tcMar>
-              <w:top w:type="dxa" w:w="70"/>
-              <w:left w:type="dxa" w:w="0"/>
-              <w:bottom w:type="dxa" w:w="70"/>
-              <w:right w:type="dxa" w:w="120"/>
-            </w:tcMar>
-          </w:tcPr>
-          <w:p>
-            <w:pPr>
-              <w:spacing w:after="0" w:line="240" w:lineRule="auto"/>
-              <w:jc w:val="right"/>
-            </w:pPr>
-            <w:r>
-              <w:rPr>
-                <w:rFonts w:ascii="Arial" w:cs="Arial" w:eastAsia="Arial" w:hAnsi="Arial"/>
-                <w:b w:val="false"/>
-                <w:bCs w:val="false"/>
-                <w:sz w:val="21"/>
-                <w:szCs w:val="21"/>
-              </w:rPr>
-              <w:t xml:space="preserve">$27.25</w:t>
-            </w:r>
-          </w:p>
-        </w:tc>
-      </w:tr>
-      <w:tr>
-        <w:tc>
-          <w:tcPr>
-            <w:tcW w:type="dxa" w:w="5000"/>
-            <w:tcBorders>
-              <w:top w:val="none" w:color="FFFFFF" w:sz="0"/>
-              <w:left w:val="none" w:color="FFFFFF" w:sz="0"/>
-              <w:bottom w:val="single" w:color="C9D5D1" w:sz="4"/>
-              <w:right w:val="none" w:color="FFFFFF" w:sz="0"/>
-            </w:tcBorders>
-            <w:tcMar>
-              <w:top w:type="dxa" w:w="70"/>
-              <w:left w:type="dxa" w:w="0"/>
-              <w:bottom w:type="dxa" w:w="70"/>
-              <w:right w:type="dxa" w:w="120"/>
-            </w:tcMar>
-          </w:tcPr>
-          <w:p>
-            <w:pPr>
-              <w:spacing w:after="0" w:line="240" w:lineRule="auto"/>
-              <w:jc w:val="left"/>
-            </w:pPr>
-            <w:r>
-              <w:rPr>
-                <w:rFonts w:ascii="Arial" w:cs="Arial" w:eastAsia="Arial" w:hAnsi="Arial"/>
-                <w:b/>
-                <w:bCs/>
-                <w:sz w:val="21"/>
-                <w:szCs w:val="21"/>
-              </w:rPr>
-              <w:t xml:space="preserve">Share of collections at $90 a visit</w:t>
-            </w:r>
-          </w:p>
-        </w:tc>
-        <w:tc>
-          <w:tcPr>
-            <w:tcW w:type="dxa" w:w="2900"/>
-            <w:tcBorders>
-              <w:top w:val="none" w:color="FFFFFF" w:sz="0"/>
-              <w:left w:val="none" w:color="FFFFFF" w:sz="0"/>
-              <w:bottom w:val="single" w:color="C9D5D1" w:sz="4"/>
-              <w:right w:val="none" w:color="FFFFFF" w:sz="0"/>
-            </w:tcBorders>
-            <w:tcMar>
-              <w:top w:type="dxa" w:w="70"/>
-              <w:left w:type="dxa" w:w="0"/>
-              <w:bottom w:type="dxa" w:w="70"/>
-              <w:right w:type="dxa" w:w="120"/>
-            </w:tcMar>
-          </w:tcPr>
-          <w:p>
-            <w:pPr>
-              <w:spacing w:after="0" w:line="240" w:lineRule="auto"/>
-              <w:jc w:val="right"/>
-            </w:pPr>
-            <w:r>
-              <w:rPr>
-                <w:rFonts w:ascii="Arial" w:cs="Arial" w:eastAsia="Arial" w:hAnsi="Arial"/>
-                <w:b w:val="false"/>
-                <w:bCs w:val="false"/>
-                <w:sz w:val="21"/>
-                <w:szCs w:val="21"/>
-              </w:rPr>
-              <w:t xml:space="preserve">38%</w:t>
-            </w:r>
-          </w:p>
-        </w:tc>
-        <w:tc>
-          <w:tcPr>
-            <w:tcW w:type="dxa" w:w="2900"/>
-            <w:tcBorders>
-              <w:top w:val="none" w:color="FFFFFF" w:sz="0"/>
-              <w:left w:val="none" w:color="FFFFFF" w:sz="0"/>
-              <w:bottom w:val="single" w:color="C9D5D1" w:sz="4"/>
-              <w:right w:val="none" w:color="FFFFFF" w:sz="0"/>
-            </w:tcBorders>
-            <w:tcMar>
-              <w:top w:type="dxa" w:w="70"/>
-              <w:left w:type="dxa" w:w="0"/>
-              <w:bottom w:type="dxa" w:w="70"/>
-              <w:right w:type="dxa" w:w="120"/>
-            </w:tcMar>
-          </w:tcPr>
-          <w:p>
-            <w:pPr>
-              <w:spacing w:after="0" w:line="240" w:lineRule="auto"/>
-              <w:jc w:val="right"/>
-            </w:pPr>
-            <w:r>
-              <w:rPr>
-                <w:rFonts w:ascii="Arial" w:cs="Arial" w:eastAsia="Arial" w:hAnsi="Arial"/>
-                <w:b w:val="false"/>
-                <w:bCs w:val="false"/>
-                <w:sz w:val="21"/>
-                <w:szCs w:val="21"/>
-              </w:rPr>
-              <w:t xml:space="preserve">30%</w:t>
-            </w:r>
-          </w:p>
-        </w:tc>
-      </w:tr>
-      <w:tr>
-        <w:tc>
-          <w:tcPr>
-            <w:tcW w:type="dxa" w:w="5000"/>
-            <w:tcBorders>
-              <w:top w:val="none" w:color="FFFFFF" w:sz="0"/>
-              <w:left w:val="none" w:color="FFFFFF" w:sz="0"/>
-              <w:bottom w:val="single" w:color="C9D5D1" w:sz="4"/>
-              <w:right w:val="none" w:color="FFFFFF" w:sz="0"/>
-            </w:tcBorders>
-            <w:tcMar>
-              <w:top w:type="dxa" w:w="70"/>
-              <w:left w:type="dxa" w:w="0"/>
-              <w:bottom w:type="dxa" w:w="70"/>
-              <w:right w:type="dxa" w:w="120"/>
-            </w:tcMar>
-          </w:tcPr>
-          <w:p>
-            <w:pPr>
-              <w:spacing w:after="0" w:line="240" w:lineRule="auto"/>
-              <w:jc w:val="left"/>
-            </w:pPr>
-            <w:r>
-              <w:rPr>
-                <w:rFonts w:ascii="Arial" w:cs="Arial" w:eastAsia="Arial" w:hAnsi="Arial"/>
-                <w:b/>
-                <w:bCs/>
-                <w:sz w:val="21"/>
-                <w:szCs w:val="21"/>
-              </w:rPr>
-              <w:t xml:space="preserve">Share at $103 a visit</w:t>
-            </w:r>
-          </w:p>
-        </w:tc>
-        <w:tc>
-          <w:tcPr>
-            <w:tcW w:type="dxa" w:w="2900"/>
-            <w:tcBorders>
-              <w:top w:val="none" w:color="FFFFFF" w:sz="0"/>
-              <w:left w:val="none" w:color="FFFFFF" w:sz="0"/>
-              <w:bottom w:val="single" w:color="C9D5D1" w:sz="4"/>
-              <w:right w:val="none" w:color="FFFFFF" w:sz="0"/>
-            </w:tcBorders>
-            <w:tcMar>
-              <w:top w:type="dxa" w:w="70"/>
-              <w:left w:type="dxa" w:w="0"/>
-              <w:bottom w:type="dxa" w:w="70"/>
-              <w:right w:type="dxa" w:w="120"/>
-            </w:tcMar>
-          </w:tcPr>
-          <w:p>
-            <w:pPr>
-              <w:spacing w:after="0" w:line="240" w:lineRule="auto"/>
-              <w:jc w:val="right"/>
-            </w:pPr>
-            <w:r>
-              <w:rPr>
-                <w:rFonts w:ascii="Arial" w:cs="Arial" w:eastAsia="Arial" w:hAnsi="Arial"/>
-                <w:b w:val="false"/>
-                <w:bCs w:val="false"/>
-                <w:sz w:val="21"/>
-                <w:szCs w:val="21"/>
-              </w:rPr>
-              <w:t xml:space="preserve">33%</w:t>
-            </w:r>
-          </w:p>
-        </w:tc>
-        <w:tc>
-          <w:tcPr>
-            <w:tcW w:type="dxa" w:w="2900"/>
-            <w:tcBorders>
-              <w:top w:val="none" w:color="FFFFFF" w:sz="0"/>
-              <w:left w:val="none" w:color="FFFFFF" w:sz="0"/>
-              <w:bottom w:val="single" w:color="C9D5D1" w:sz="4"/>
-              <w:right w:val="none" w:color="FFFFFF" w:sz="0"/>
-            </w:tcBorders>
-            <w:tcMar>
-              <w:top w:type="dxa" w:w="70"/>
-              <w:left w:type="dxa" w:w="0"/>
-              <w:bottom w:type="dxa" w:w="70"/>
-              <w:right w:type="dxa" w:w="120"/>
-            </w:tcMar>
-          </w:tcPr>
-          <w:p>
-            <w:pPr>
-              <w:spacing w:after="0" w:line="240" w:lineRule="auto"/>
-              <w:jc w:val="right"/>
-            </w:pPr>
-            <w:r>
-              <w:rPr>
-                <w:rFonts w:ascii="Arial" w:cs="Arial" w:eastAsia="Arial" w:hAnsi="Arial"/>
-                <w:b w:val="false"/>
-                <w:bCs w:val="false"/>
-                <w:sz w:val="21"/>
-                <w:szCs w:val="21"/>
-              </w:rPr>
-              <w:t xml:space="preserve">26%</w:t>
-            </w:r>
-          </w:p>
-        </w:tc>
-      </w:tr>
-    </w:tbl>
-    <w:p>
-      <w:pPr>
-        <w:spacing w:after="0" w:before="110" w:line="264" w:lineRule="auto"/>
-      </w:pPr>
+        <w:t xml:space="preserve">One request on the wording. I am working toward Public Service Loan Forgiveness</w:t>
+      </w:r>
+      <w:r>
+        <w:rPr>
+          <w:rStyle w:val="FootnoteReference"/>
+        </w:rPr>
+        <w:footnoteReference w:id="4"/>
+      </w:r>
       <w:r>
         <w:rPr>
           <w:rFonts w:ascii="Arial" w:cs="Arial" w:eastAsia="Arial" w:hAnsi="Arial"/>
           <w:sz w:val="21"/>
           <w:szCs w:val="21"/>
         </w:rPr>
-        <w:t xml:space="preserve">Median total compensation for a primary care physician is $312,427, and the lower quartile is $256,853</w:t>
-      </w:r>
-      <w:r>
-        <w:rPr>
-          <w:rStyle w:val="FootnoteReference"/>
-        </w:rPr>
-        <w:footnoteReference w:id="3"/>
-      </w:r>
-      <w:r>
-        <w:rPr>
-          <w:rFonts w:ascii="Arial" w:cs="Arial" w:eastAsia="Arial" w:hAnsi="Arial"/>
-          <w:sz w:val="21"/>
-          <w:szCs w:val="21"/>
-        </w:rPr>
-        <w:t xml:space="preserve">. This role is $41,500.</w:t>
-      </w:r>
-    </w:p>
-    <w:p>
-      <w:pPr>
-        <w:spacing w:after="90" w:before="230" w:line="240" w:lineRule="auto"/>
-      </w:pPr>
-      <w:r>
-        <w:rPr>
-          <w:rFonts w:ascii="Arial" w:cs="Arial" w:eastAsia="Arial" w:hAnsi="Arial"/>
-          <w:b/>
-          <w:bCs/>
-          <w:color w:val="C47D20"/>
-          <w:sz w:val="20"/>
-          <w:szCs w:val="20"/>
-        </w:rPr>
-        <w:t xml:space="preserve">6   </w:t>
-      </w:r>
-      <w:r>
-        <w:rPr>
-          <w:rFonts w:ascii="Arial" w:cs="Arial" w:eastAsia="Arial" w:hAnsi="Arial"/>
-          <w:b/>
-          <w:bCs/>
-          <w:color w:val="1D7A5C"/>
-          <w:spacing w:val="24"/>
-          <w:sz w:val="20"/>
-          <w:szCs w:val="20"/>
-        </w:rPr>
-        <w:t xml:space="preserve">ONE REQUEST ABOUT WORDING</w:t>
-      </w:r>
-    </w:p>
-    <w:p>
-      <w:pPr>
-        <w:spacing w:after="0" w:line="264" w:lineRule="auto"/>
-      </w:pPr>
-      <w:r>
-        <w:rPr>
-          <w:rFonts w:ascii="Arial" w:cs="Arial" w:eastAsia="Arial" w:hAnsi="Arial"/>
-          <w:sz w:val="21"/>
-          <w:szCs w:val="21"/>
-        </w:rPr>
-        <w:t xml:space="preserve">I am working toward Public Service Loan Forgiveness</w:t>
-      </w:r>
-      <w:r>
-        <w:rPr>
-          <w:rStyle w:val="FootnoteReference"/>
-        </w:rPr>
-        <w:footnoteReference w:id="4"/>
-      </w:r>
-      <w:r>
-        <w:rPr>
-          <w:rFonts w:ascii="Arial" w:cs="Arial" w:eastAsia="Arial" w:hAnsi="Arial"/>
-          <w:sz w:val="21"/>
-          <w:szCs w:val="21"/>
-        </w:rPr>
-        <w:t xml:space="preserve">. The form asks the clinic for my average hours per week, counting vacation and leave. Writing the contract as 0.75 FTE, 30 hours per week annualized gives that figure directly.</w:t>
+        <w:t xml:space="preserve">. The form asks you for my average hours per week, counting vacation and leave. Writing the contract as 0.75 FTE, 30 hours per week annualized gives that figure directly.</w:t>
       </w:r>
     </w:p>
     <w:p>
@@ -1581,7 +950,7 @@
         </w:rPr>
         <w:t xml:space="preserve">Overhead here is marginal, at 40 percent of collections. Family medicine averages nearer 60 percent (</w:t>
       </w:r>
-      <w:hyperlink w:history="1" r:id="rIdmcleofjgyyb9fra-k8ind">
+      <w:hyperlink w:history="1" r:id="rIdqbxcksp8vq6firs7dgzcf">
         <w:r>
           <w:rPr>
             <w:rFonts w:ascii="Arial" w:cs="Arial" w:eastAsia="Arial" w:hAnsi="Arial"/>
@@ -1619,7 +988,7 @@
         </w:rPr>
         <w:t xml:space="preserve">IRS Form 990 for the year ending December 2024, as digitized by </w:t>
       </w:r>
-      <w:hyperlink w:history="1" r:id="rIdnfxyarzktpifzstrbzx_x">
+      <w:hyperlink w:history="1" r:id="rIdhol8cnz2tahboanay4sfw">
         <w:r>
           <w:rPr>
             <w:rFonts w:ascii="Arial" w:cs="Arial" w:eastAsia="Arial" w:hAnsi="Arial"/>
@@ -1649,7 +1018,7 @@
         </w:rPr>
         <w:footnoteRef/>
       </w:r>
-      <w:hyperlink w:history="1" r:id="rIduqoydpcqiek1qm5ihgqak">
+      <w:hyperlink w:history="1" r:id="rIdi-qgcgnaioswscmriwa8k">
         <w:r>
           <w:rPr>
             <w:rFonts w:ascii="Arial" w:cs="Arial" w:eastAsia="Arial" w:hAnsi="Arial"/>
@@ -1679,7 +1048,7 @@
         </w:rPr>
         <w:footnoteRef/>
       </w:r>
-      <w:hyperlink w:history="1" r:id="rId6dfx7g7rnfxgwlqsq3qma">
+      <w:hyperlink w:history="1" r:id="rIdwrdmmqphjjhswn6paei_v">
         <w:r>
           <w:rPr>
             <w:rFonts w:ascii="Arial" w:cs="Arial" w:eastAsia="Arial" w:hAnsi="Arial"/>

--- a/docs/fchc/FCHC-proposal.docx
+++ b/docs/fchc/FCHC-proposal.docx
@@ -70,7 +70,7 @@
           <w:sz w:val="21"/>
           <w:szCs w:val="21"/>
         </w:rPr>
-        <w:t xml:space="preserve">A salaried part-time position at 0.75 FTE and $41,500 a year, beginning 1 June 2028. Until then we stay on the current hourly arrangement and use it to prove the economics work and the demand is there. The one thing I need from you in the meantime is what the clinic collects per encounter. Nothing here needs deciding now.</w:t>
+        <w:t xml:space="preserve">A salaried part-time position at 0.75 FTE and $41,500 a year, beginning 1 June 2028. Until then we stay on the current hourly arrangement and use it to prove the economics work and the demand is there.</w:t>
       </w:r>
     </w:p>
     <w:p>
@@ -156,7 +156,7 @@
           <w:sz w:val="21"/>
           <w:szCs w:val="21"/>
         </w:rPr>
-        <w:t xml:space="preserve">$41,500, or $45,235 with payroll taxes. That is $34.06 an encounter at sixteen patients a day, and $27.25 at twenty.</w:t>
+        <w:t xml:space="preserve">I cost $45,235 a year with payroll taxes. At sixteen patients a day that is 1,328 encounters, or $34 an encounter.</w:t>
       </w:r>
     </w:p>
     <w:p>
@@ -169,7 +169,7 @@
           <w:sz w:val="21"/>
           <w:szCs w:val="21"/>
         </w:rPr>
-        <w:t xml:space="preserve">What the clinic keeps each year after overhead</w:t>
+        <w:t xml:space="preserve">What the clinic would have to collect for the position to cover itself, after the overhead another session adds</w:t>
       </w:r>
       <w:r>
         <w:rPr>
@@ -183,7 +183,7 @@
           <w:sz w:val="21"/>
           <w:szCs w:val="21"/>
         </w:rPr>
-        <w:t xml:space="preserve"> and after paying me:</w:t>
+        <w:t xml:space="preserve">:</w:t>
       </w:r>
     </w:p>
     <w:tbl>
@@ -270,7 +270,7 @@
                 <w:sz w:val="16"/>
                 <w:szCs w:val="16"/>
               </w:rPr>
-              <w:t xml:space="preserve">AT $90 A VISIT</w:t>
+              <w:t xml:space="preserve">COVERS ITSELF AT</w:t>
             </w:r>
           </w:p>
         </w:tc>
@@ -305,7 +305,7 @@
                 <w:sz w:val="16"/>
                 <w:szCs w:val="16"/>
               </w:rPr>
-              <w:t xml:space="preserve">AT $103 A VISIT</w:t>
+              <w:t xml:space="preserve">AT $90 A VISIT, AHEAD BY</w:t>
             </w:r>
           </w:p>
         </w:tc>
@@ -373,7 +373,7 @@
                 <w:sz w:val="21"/>
                 <w:szCs w:val="21"/>
               </w:rPr>
-              <w:t xml:space="preserve">$26,477</w:t>
+              <w:t xml:space="preserve">$57 a visit</w:t>
             </w:r>
           </w:p>
         </w:tc>
@@ -406,7 +406,7 @@
                 <w:sz w:val="21"/>
                 <w:szCs w:val="21"/>
               </w:rPr>
-              <w:t xml:space="preserve">$36,811</w:t>
+              <w:t xml:space="preserve">$26,477</w:t>
             </w:r>
           </w:p>
         </w:tc>
@@ -474,7 +474,7 @@
                 <w:sz w:val="21"/>
                 <w:szCs w:val="21"/>
               </w:rPr>
-              <w:t xml:space="preserve">$44,405</w:t>
+              <w:t xml:space="preserve">$45 a visit</w:t>
             </w:r>
           </w:p>
         </w:tc>
@@ -507,7 +507,7 @@
                 <w:sz w:val="21"/>
                 <w:szCs w:val="21"/>
               </w:rPr>
-              <w:t xml:space="preserve">$57,323</w:t>
+              <w:t xml:space="preserve">$44,405</w:t>
             </w:r>
           </w:p>
         </w:tc>
@@ -523,7 +523,7 @@
           <w:sz w:val="21"/>
           <w:szCs w:val="21"/>
         </w:rPr>
-        <w:t xml:space="preserve">The clinic's surplus last year was $21,133</w:t>
+        <w:t xml:space="preserve">Last year's surplus was $21,133</w:t>
       </w:r>
       <w:r>
         <w:rPr>
@@ -551,7 +551,7 @@
           <w:sz w:val="21"/>
           <w:szCs w:val="21"/>
         </w:rPr>
-        <w:t xml:space="preserve">.</w:t>
+        <w:t xml:space="preserve">. This role is $41,500.</w:t>
       </w:r>
     </w:p>
     <w:p>
@@ -584,7 +584,7 @@
     </w:p>
     <w:p>
       <w:pPr>
-        <w:spacing w:after="110" w:line="264" w:lineRule="auto"/>
+        <w:spacing w:after="150" w:line="264" w:lineRule="auto"/>
       </w:pPr>
       <w:r>
         <w:rPr>
@@ -592,30 +592,17 @@
           <w:sz w:val="21"/>
           <w:szCs w:val="21"/>
         </w:rPr>
-        <w:t xml:space="preserve">0.75 FTE, which is 30 hours per week annualized. I would give you my days a quarter at a time, as I do now.</w:t>
-      </w:r>
-    </w:p>
-    <w:p>
-      <w:pPr>
-        <w:spacing w:after="130" w:line="264" w:lineRule="auto"/>
-      </w:pPr>
-      <w:r>
-        <w:rPr>
-          <w:rFonts w:ascii="Arial" w:cs="Arial" w:eastAsia="Arial" w:hAnsi="Arial"/>
-          <w:sz w:val="21"/>
-          <w:szCs w:val="21"/>
-        </w:rPr>
-        <w:t xml:space="preserve">About 83 clinic days a year, roughly two a week, at ten hours each. Sixteen patients a day to start, which is 38 minutes a visit, and up to twenty if demand supports it. Twelve weeks off, the same weeks I take now. The time off does not change in June 2028. What changes is that I open up more clinic days a week.</w:t>
-      </w:r>
-    </w:p>
-    <w:p>
-      <w:pPr>
-        <w:spacing w:after="110" w:line="240" w:lineRule="auto"/>
+        <w:t xml:space="preserve">What changes in June 2028 is the arrangement and the number of clinic days. The time off stays as it is.</w:t>
+      </w:r>
+    </w:p>
+    <w:p>
+      <w:pPr>
+        <w:spacing w:after="120" w:line="240" w:lineRule="auto"/>
       </w:pPr>
       <w:r>
         <w:drawing>
           <wp:inline distT="0" distB="0" distL="0" distR="0">
-            <wp:extent cx="6858000" cy="847725"/>
+            <wp:extent cx="6858000" cy="1628775"/>
             <wp:effectExtent t="0" r="0" b="0" l="0"/>
             <wp:docPr id="2" name=""/>
             <wp:cNvGraphicFramePr>
@@ -640,7 +627,7 @@
                   <pic:spPr bwMode="auto">
                     <a:xfrm>
                       <a:off x="0" y="0"/>
-                      <a:ext cx="6858000" cy="847725"/>
+                      <a:ext cx="6858000" cy="1628775"/>
                     </a:xfrm>
                     <a:prstGeom prst="rect">
                       <a:avLst/>
@@ -950,7 +937,7 @@
         </w:rPr>
         <w:t xml:space="preserve">Overhead here is marginal, at 40 percent of collections. Family medicine averages nearer 60 percent (</w:t>
       </w:r>
-      <w:hyperlink w:history="1" r:id="rIdqbxcksp8vq6firs7dgzcf">
+      <w:hyperlink w:history="1" r:id="rIdvgjyp-8qwlhlvibehcudu">
         <w:r>
           <w:rPr>
             <w:rFonts w:ascii="Arial" w:cs="Arial" w:eastAsia="Arial" w:hAnsi="Arial"/>
@@ -988,7 +975,7 @@
         </w:rPr>
         <w:t xml:space="preserve">IRS Form 990 for the year ending December 2024, as digitized by </w:t>
       </w:r>
-      <w:hyperlink w:history="1" r:id="rIdhol8cnz2tahboanay4sfw">
+      <w:hyperlink w:history="1" r:id="rIdvlfczkudhyv4c32n5jbhb">
         <w:r>
           <w:rPr>
             <w:rFonts w:ascii="Arial" w:cs="Arial" w:eastAsia="Arial" w:hAnsi="Arial"/>
@@ -1018,7 +1005,7 @@
         </w:rPr>
         <w:footnoteRef/>
       </w:r>
-      <w:hyperlink w:history="1" r:id="rIdi-qgcgnaioswscmriwa8k">
+      <w:hyperlink w:history="1" r:id="rIdsmwirqlzjqjl8s-k5dlar">
         <w:r>
           <w:rPr>
             <w:rFonts w:ascii="Arial" w:cs="Arial" w:eastAsia="Arial" w:hAnsi="Arial"/>
@@ -1048,7 +1035,7 @@
         </w:rPr>
         <w:footnoteRef/>
       </w:r>
-      <w:hyperlink w:history="1" r:id="rIdwrdmmqphjjhswn6paei_v">
+      <w:hyperlink w:history="1" r:id="rIdmbdvodanfz15f853cthve">
         <w:r>
           <w:rPr>
             <w:rFonts w:ascii="Arial" w:cs="Arial" w:eastAsia="Arial" w:hAnsi="Arial"/>

--- a/docs/fchc/FCHC-proposal.docx
+++ b/docs/fchc/FCHC-proposal.docx
@@ -80,7 +80,7 @@
       <w:r>
         <w:drawing>
           <wp:inline distT="0" distB="0" distL="0" distR="0">
-            <wp:extent cx="6858000" cy="1181100"/>
+            <wp:extent cx="6858000" cy="1495425"/>
             <wp:effectExtent t="0" r="0" b="0" l="0"/>
             <wp:docPr id="1" name=""/>
             <wp:cNvGraphicFramePr>
@@ -105,7 +105,7 @@
                   <pic:spPr bwMode="auto">
                     <a:xfrm>
                       <a:off x="0" y="0"/>
-                      <a:ext cx="6858000" cy="1181100"/>
+                      <a:ext cx="6858000" cy="1495425"/>
                     </a:xfrm>
                     <a:prstGeom prst="rect">
                       <a:avLst/>
@@ -143,466 +143,17 @@
           <w:sz w:val="20"/>
           <w:szCs w:val="20"/>
         </w:rPr>
-        <w:t xml:space="preserve">WHAT THIS EARNS THE CLINIC</w:t>
-      </w:r>
-    </w:p>
-    <w:p>
-      <w:pPr>
-        <w:spacing w:after="80" w:line="264" w:lineRule="auto"/>
-      </w:pPr>
-      <w:r>
-        <w:rPr>
-          <w:rFonts w:ascii="Arial" w:cs="Arial" w:eastAsia="Arial" w:hAnsi="Arial"/>
-          <w:sz w:val="21"/>
-          <w:szCs w:val="21"/>
-        </w:rPr>
-        <w:t xml:space="preserve">I cost $45,235 a year with payroll taxes. At sixteen patients a day that is 1,328 encounters, or $34 an encounter.</w:t>
-      </w:r>
-    </w:p>
-    <w:p>
-      <w:pPr>
-        <w:spacing w:after="80" w:line="264" w:lineRule="auto"/>
-      </w:pPr>
-      <w:r>
-        <w:rPr>
-          <w:rFonts w:ascii="Arial" w:cs="Arial" w:eastAsia="Arial" w:hAnsi="Arial"/>
-          <w:sz w:val="21"/>
-          <w:szCs w:val="21"/>
-        </w:rPr>
-        <w:t xml:space="preserve">What the clinic would have to collect for the position to cover itself, after the overhead another session adds</w:t>
-      </w:r>
-      <w:r>
-        <w:rPr>
-          <w:rStyle w:val="FootnoteReference"/>
-        </w:rPr>
-        <w:footnoteReference w:id="1"/>
-      </w:r>
-      <w:r>
-        <w:rPr>
-          <w:rFonts w:ascii="Arial" w:cs="Arial" w:eastAsia="Arial" w:hAnsi="Arial"/>
-          <w:sz w:val="21"/>
-          <w:szCs w:val="21"/>
-        </w:rPr>
-        <w:t xml:space="preserve">:</w:t>
-      </w:r>
-    </w:p>
-    <w:tbl>
-      <w:tblPr>
-        <w:tblW w:type="dxa" w:w="10800"/>
-        <w:tblBorders>
-          <w:top w:val="single" w:color="auto" w:sz="4"/>
-          <w:left w:val="single" w:color="auto" w:sz="4"/>
-          <w:bottom w:val="single" w:color="auto" w:sz="4"/>
-          <w:right w:val="single" w:color="auto" w:sz="4"/>
-          <w:insideH w:val="single" w:color="auto" w:sz="4"/>
-          <w:insideV w:val="single" w:color="auto" w:sz="4"/>
-        </w:tblBorders>
-      </w:tblPr>
-      <w:tblGrid>
-        <w:gridCol w:w="5000"/>
-        <w:gridCol w:w="2900"/>
-        <w:gridCol w:w="2900"/>
-      </w:tblGrid>
-      <w:tr>
-        <w:tc>
-          <w:tcPr>
-            <w:tcW w:type="dxa" w:w="5000"/>
-            <w:tcBorders>
-              <w:top w:val="none" w:color="FFFFFF" w:sz="0"/>
-              <w:left w:val="none" w:color="FFFFFF" w:sz="0"/>
-              <w:bottom w:val="single" w:color="1D7A5C" w:sz="8"/>
-              <w:right w:val="none" w:color="FFFFFF" w:sz="0"/>
-            </w:tcBorders>
-            <w:tcMar>
-              <w:top w:type="dxa" w:w="30"/>
-              <w:left w:type="dxa" w:w="0"/>
-              <w:bottom w:type="dxa" w:w="70"/>
-              <w:right w:type="dxa" w:w="120"/>
-            </w:tcMar>
-          </w:tcPr>
-          <w:p>
-            <w:pPr>
-              <w:spacing w:after="0" w:line="240" w:lineRule="auto"/>
-              <w:jc w:val="left"/>
-            </w:pPr>
-            <w:r>
-              <w:rPr>
-                <w:rFonts w:ascii="Arial" w:cs="Arial" w:eastAsia="Arial" w:hAnsi="Arial"/>
-                <w:b/>
-                <w:bCs/>
-                <w:color w:val="5F6874"/>
-                <w:spacing w:val="20"/>
-                <w:sz w:val="16"/>
-                <w:szCs w:val="16"/>
-              </w:rPr>
-              <w:t xml:space="preserve"/>
-            </w:r>
-          </w:p>
-        </w:tc>
-        <w:tc>
-          <w:tcPr>
-            <w:tcW w:type="dxa" w:w="2900"/>
-            <w:tcBorders>
-              <w:top w:val="none" w:color="FFFFFF" w:sz="0"/>
-              <w:left w:val="none" w:color="FFFFFF" w:sz="0"/>
-              <w:bottom w:val="single" w:color="1D7A5C" w:sz="8"/>
-              <w:right w:val="none" w:color="FFFFFF" w:sz="0"/>
-            </w:tcBorders>
-            <w:tcMar>
-              <w:top w:type="dxa" w:w="30"/>
-              <w:left w:type="dxa" w:w="0"/>
-              <w:bottom w:type="dxa" w:w="70"/>
-              <w:right w:type="dxa" w:w="120"/>
-            </w:tcMar>
-          </w:tcPr>
-          <w:p>
-            <w:pPr>
-              <w:spacing w:after="0" w:line="240" w:lineRule="auto"/>
-              <w:jc w:val="right"/>
-            </w:pPr>
-            <w:r>
-              <w:rPr>
-                <w:rFonts w:ascii="Arial" w:cs="Arial" w:eastAsia="Arial" w:hAnsi="Arial"/>
-                <w:b/>
-                <w:bCs/>
-                <w:color w:val="5F6874"/>
-                <w:spacing w:val="20"/>
-                <w:sz w:val="16"/>
-                <w:szCs w:val="16"/>
-              </w:rPr>
-              <w:t xml:space="preserve">COVERS ITSELF AT</w:t>
-            </w:r>
-          </w:p>
-        </w:tc>
-        <w:tc>
-          <w:tcPr>
-            <w:tcW w:type="dxa" w:w="2900"/>
-            <w:tcBorders>
-              <w:top w:val="none" w:color="FFFFFF" w:sz="0"/>
-              <w:left w:val="none" w:color="FFFFFF" w:sz="0"/>
-              <w:bottom w:val="single" w:color="1D7A5C" w:sz="8"/>
-              <w:right w:val="none" w:color="FFFFFF" w:sz="0"/>
-            </w:tcBorders>
-            <w:tcMar>
-              <w:top w:type="dxa" w:w="30"/>
-              <w:left w:type="dxa" w:w="0"/>
-              <w:bottom w:type="dxa" w:w="70"/>
-              <w:right w:type="dxa" w:w="120"/>
-            </w:tcMar>
-          </w:tcPr>
-          <w:p>
-            <w:pPr>
-              <w:spacing w:after="0" w:line="240" w:lineRule="auto"/>
-              <w:jc w:val="right"/>
-            </w:pPr>
-            <w:r>
-              <w:rPr>
-                <w:rFonts w:ascii="Arial" w:cs="Arial" w:eastAsia="Arial" w:hAnsi="Arial"/>
-                <w:b/>
-                <w:bCs/>
-                <w:color w:val="5F6874"/>
-                <w:spacing w:val="20"/>
-                <w:sz w:val="16"/>
-                <w:szCs w:val="16"/>
-              </w:rPr>
-              <w:t xml:space="preserve">AT $90 A VISIT, AHEAD BY</w:t>
-            </w:r>
-          </w:p>
-        </w:tc>
-      </w:tr>
-      <w:tr>
-        <w:tc>
-          <w:tcPr>
-            <w:tcW w:type="dxa" w:w="5000"/>
-            <w:tcBorders>
-              <w:top w:val="none" w:color="FFFFFF" w:sz="0"/>
-              <w:left w:val="none" w:color="FFFFFF" w:sz="0"/>
-              <w:bottom w:val="single" w:color="C9D5D1" w:sz="4"/>
-              <w:right w:val="none" w:color="FFFFFF" w:sz="0"/>
-            </w:tcBorders>
-            <w:tcMar>
-              <w:top w:type="dxa" w:w="70"/>
-              <w:left w:type="dxa" w:w="0"/>
-              <w:bottom w:type="dxa" w:w="70"/>
-              <w:right w:type="dxa" w:w="120"/>
-            </w:tcMar>
-          </w:tcPr>
-          <w:p>
-            <w:pPr>
-              <w:spacing w:after="0" w:line="240" w:lineRule="auto"/>
-              <w:jc w:val="left"/>
-            </w:pPr>
-            <w:r>
-              <w:rPr>
-                <w:rFonts w:ascii="Arial" w:cs="Arial" w:eastAsia="Arial" w:hAnsi="Arial"/>
-                <w:b/>
-                <w:bCs/>
-                <w:sz w:val="21"/>
-                <w:szCs w:val="21"/>
-              </w:rPr>
-              <w:t xml:space="preserve">16 patients a day</w:t>
-            </w:r>
-          </w:p>
-        </w:tc>
-        <w:tc>
-          <w:tcPr>
-            <w:tcW w:type="dxa" w:w="2900"/>
-            <w:tcBorders>
-              <w:top w:val="none" w:color="FFFFFF" w:sz="0"/>
-              <w:left w:val="none" w:color="FFFFFF" w:sz="0"/>
-              <w:bottom w:val="single" w:color="C9D5D1" w:sz="4"/>
-              <w:right w:val="none" w:color="FFFFFF" w:sz="0"/>
-            </w:tcBorders>
-            <w:tcMar>
-              <w:top w:type="dxa" w:w="70"/>
-              <w:left w:type="dxa" w:w="0"/>
-              <w:bottom w:type="dxa" w:w="70"/>
-              <w:right w:type="dxa" w:w="120"/>
-            </w:tcMar>
-          </w:tcPr>
-          <w:p>
-            <w:pPr>
-              <w:spacing w:after="0" w:line="240" w:lineRule="auto"/>
-              <w:jc w:val="right"/>
-            </w:pPr>
-            <w:r>
-              <w:rPr>
-                <w:rFonts w:ascii="Arial" w:cs="Arial" w:eastAsia="Arial" w:hAnsi="Arial"/>
-                <w:b w:val="false"/>
-                <w:bCs w:val="false"/>
-                <w:sz w:val="21"/>
-                <w:szCs w:val="21"/>
-              </w:rPr>
-              <w:t xml:space="preserve">$57 a visit</w:t>
-            </w:r>
-          </w:p>
-        </w:tc>
-        <w:tc>
-          <w:tcPr>
-            <w:tcW w:type="dxa" w:w="2900"/>
-            <w:tcBorders>
-              <w:top w:val="none" w:color="FFFFFF" w:sz="0"/>
-              <w:left w:val="none" w:color="FFFFFF" w:sz="0"/>
-              <w:bottom w:val="single" w:color="C9D5D1" w:sz="4"/>
-              <w:right w:val="none" w:color="FFFFFF" w:sz="0"/>
-            </w:tcBorders>
-            <w:tcMar>
-              <w:top w:type="dxa" w:w="70"/>
-              <w:left w:type="dxa" w:w="0"/>
-              <w:bottom w:type="dxa" w:w="70"/>
-              <w:right w:type="dxa" w:w="120"/>
-            </w:tcMar>
-          </w:tcPr>
-          <w:p>
-            <w:pPr>
-              <w:spacing w:after="0" w:line="240" w:lineRule="auto"/>
-              <w:jc w:val="right"/>
-            </w:pPr>
-            <w:r>
-              <w:rPr>
-                <w:rFonts w:ascii="Arial" w:cs="Arial" w:eastAsia="Arial" w:hAnsi="Arial"/>
-                <w:b w:val="false"/>
-                <w:bCs w:val="false"/>
-                <w:sz w:val="21"/>
-                <w:szCs w:val="21"/>
-              </w:rPr>
-              <w:t xml:space="preserve">$26,477</w:t>
-            </w:r>
-          </w:p>
-        </w:tc>
-      </w:tr>
-      <w:tr>
-        <w:tc>
-          <w:tcPr>
-            <w:tcW w:type="dxa" w:w="5000"/>
-            <w:tcBorders>
-              <w:top w:val="none" w:color="FFFFFF" w:sz="0"/>
-              <w:left w:val="none" w:color="FFFFFF" w:sz="0"/>
-              <w:bottom w:val="single" w:color="C9D5D1" w:sz="4"/>
-              <w:right w:val="none" w:color="FFFFFF" w:sz="0"/>
-            </w:tcBorders>
-            <w:tcMar>
-              <w:top w:type="dxa" w:w="70"/>
-              <w:left w:type="dxa" w:w="0"/>
-              <w:bottom w:type="dxa" w:w="70"/>
-              <w:right w:type="dxa" w:w="120"/>
-            </w:tcMar>
-          </w:tcPr>
-          <w:p>
-            <w:pPr>
-              <w:spacing w:after="0" w:line="240" w:lineRule="auto"/>
-              <w:jc w:val="left"/>
-            </w:pPr>
-            <w:r>
-              <w:rPr>
-                <w:rFonts w:ascii="Arial" w:cs="Arial" w:eastAsia="Arial" w:hAnsi="Arial"/>
-                <w:b/>
-                <w:bCs/>
-                <w:sz w:val="21"/>
-                <w:szCs w:val="21"/>
-              </w:rPr>
-              <w:t xml:space="preserve">20 patients a day</w:t>
-            </w:r>
-          </w:p>
-        </w:tc>
-        <w:tc>
-          <w:tcPr>
-            <w:tcW w:type="dxa" w:w="2900"/>
-            <w:tcBorders>
-              <w:top w:val="none" w:color="FFFFFF" w:sz="0"/>
-              <w:left w:val="none" w:color="FFFFFF" w:sz="0"/>
-              <w:bottom w:val="single" w:color="C9D5D1" w:sz="4"/>
-              <w:right w:val="none" w:color="FFFFFF" w:sz="0"/>
-            </w:tcBorders>
-            <w:tcMar>
-              <w:top w:type="dxa" w:w="70"/>
-              <w:left w:type="dxa" w:w="0"/>
-              <w:bottom w:type="dxa" w:w="70"/>
-              <w:right w:type="dxa" w:w="120"/>
-            </w:tcMar>
-          </w:tcPr>
-          <w:p>
-            <w:pPr>
-              <w:spacing w:after="0" w:line="240" w:lineRule="auto"/>
-              <w:jc w:val="right"/>
-            </w:pPr>
-            <w:r>
-              <w:rPr>
-                <w:rFonts w:ascii="Arial" w:cs="Arial" w:eastAsia="Arial" w:hAnsi="Arial"/>
-                <w:b w:val="false"/>
-                <w:bCs w:val="false"/>
-                <w:sz w:val="21"/>
-                <w:szCs w:val="21"/>
-              </w:rPr>
-              <w:t xml:space="preserve">$45 a visit</w:t>
-            </w:r>
-          </w:p>
-        </w:tc>
-        <w:tc>
-          <w:tcPr>
-            <w:tcW w:type="dxa" w:w="2900"/>
-            <w:tcBorders>
-              <w:top w:val="none" w:color="FFFFFF" w:sz="0"/>
-              <w:left w:val="none" w:color="FFFFFF" w:sz="0"/>
-              <w:bottom w:val="single" w:color="C9D5D1" w:sz="4"/>
-              <w:right w:val="none" w:color="FFFFFF" w:sz="0"/>
-            </w:tcBorders>
-            <w:tcMar>
-              <w:top w:type="dxa" w:w="70"/>
-              <w:left w:type="dxa" w:w="0"/>
-              <w:bottom w:type="dxa" w:w="70"/>
-              <w:right w:type="dxa" w:w="120"/>
-            </w:tcMar>
-          </w:tcPr>
-          <w:p>
-            <w:pPr>
-              <w:spacing w:after="0" w:line="240" w:lineRule="auto"/>
-              <w:jc w:val="right"/>
-            </w:pPr>
-            <w:r>
-              <w:rPr>
-                <w:rFonts w:ascii="Arial" w:cs="Arial" w:eastAsia="Arial" w:hAnsi="Arial"/>
-                <w:b w:val="false"/>
-                <w:bCs w:val="false"/>
-                <w:sz w:val="21"/>
-                <w:szCs w:val="21"/>
-              </w:rPr>
-              <w:t xml:space="preserve">$44,405</w:t>
-            </w:r>
-          </w:p>
-        </w:tc>
-      </w:tr>
-    </w:tbl>
-    <w:p>
-      <w:pPr>
-        <w:spacing w:after="0" w:before="110" w:line="264" w:lineRule="auto"/>
-      </w:pPr>
-      <w:r>
-        <w:rPr>
-          <w:rFonts w:ascii="Arial" w:cs="Arial" w:eastAsia="Arial" w:hAnsi="Arial"/>
-          <w:sz w:val="21"/>
-          <w:szCs w:val="21"/>
-        </w:rPr>
-        <w:t xml:space="preserve">Last year's surplus was $21,133</w:t>
-      </w:r>
-      <w:r>
-        <w:rPr>
-          <w:rStyle w:val="FootnoteReference"/>
-        </w:rPr>
-        <w:footnoteReference w:id="2"/>
-      </w:r>
-      <w:r>
-        <w:rPr>
-          <w:rFonts w:ascii="Arial" w:cs="Arial" w:eastAsia="Arial" w:hAnsi="Arial"/>
-          <w:sz w:val="21"/>
-          <w:szCs w:val="21"/>
-        </w:rPr>
-        <w:t xml:space="preserve">. Median total compensation for a primary care physician is $312,427</w:t>
-      </w:r>
-      <w:r>
-        <w:rPr>
-          <w:rStyle w:val="FootnoteReference"/>
-        </w:rPr>
-        <w:footnoteReference w:id="3"/>
-      </w:r>
-      <w:r>
-        <w:rPr>
-          <w:rFonts w:ascii="Arial" w:cs="Arial" w:eastAsia="Arial" w:hAnsi="Arial"/>
-          <w:sz w:val="21"/>
-          <w:szCs w:val="21"/>
-        </w:rPr>
-        <w:t xml:space="preserve">. This role is $41,500.</w:t>
-      </w:r>
-    </w:p>
-    <w:p>
-      <w:pPr>
-        <w:spacing w:after="90" w:before="230" w:line="240" w:lineRule="auto"/>
-      </w:pPr>
-      <w:r>
-        <w:rPr>
-          <w:rFonts w:ascii="Arial" w:cs="Arial" w:eastAsia="Arial" w:hAnsi="Arial"/>
-          <w:b/>
-          <w:bCs/>
-          <w:color w:val="C47D20"/>
-          <w:sz w:val="20"/>
-          <w:szCs w:val="20"/>
-        </w:rPr>
-        <w:t xml:space="preserve">3   </w:t>
-      </w:r>
-      <w:r>
-        <w:rPr>
-          <w:rFonts w:ascii="Arial" w:cs="Arial" w:eastAsia="Arial" w:hAnsi="Arial"/>
-          <w:b/>
-          <w:bCs/>
-          <w:color w:val="1D7A5C"/>
-          <w:spacing w:val="24"/>
-          <w:sz w:val="20"/>
-          <w:szCs w:val="20"/>
-        </w:rPr>
         <w:t xml:space="preserve">MY COMPENSATION AND SCHEDULE</w:t>
       </w:r>
     </w:p>
     <w:p>
       <w:pPr>
-        <w:spacing w:after="150" w:line="264" w:lineRule="auto"/>
-      </w:pPr>
-      <w:r>
-        <w:rPr>
-          <w:rFonts w:ascii="Arial" w:cs="Arial" w:eastAsia="Arial" w:hAnsi="Arial"/>
-          <w:sz w:val="21"/>
-          <w:szCs w:val="21"/>
-        </w:rPr>
-        <w:t xml:space="preserve">What changes in June 2028 is the arrangement and the number of clinic days. The time off stays as it is.</w:t>
-      </w:r>
-    </w:p>
-    <w:p>
-      <w:pPr>
-        <w:spacing w:after="120" w:line="240" w:lineRule="auto"/>
+        <w:spacing w:after="140" w:line="240" w:lineRule="auto"/>
       </w:pPr>
       <w:r>
         <w:drawing>
           <wp:inline distT="0" distB="0" distL="0" distR="0">
-            <wp:extent cx="6858000" cy="1628775"/>
+            <wp:extent cx="6858000" cy="2162175"/>
             <wp:effectExtent t="0" r="0" b="0" l="0"/>
             <wp:docPr id="2" name=""/>
             <wp:cNvGraphicFramePr>
@@ -627,7 +178,7 @@
                   <pic:spPr bwMode="auto">
                     <a:xfrm>
                       <a:off x="0" y="0"/>
-                      <a:ext cx="6858000" cy="1628775"/>
+                      <a:ext cx="6858000" cy="2162175"/>
                     </a:xfrm>
                     <a:prstGeom prst="rect">
                       <a:avLst/>
@@ -650,13 +201,13 @@
           <w:sz w:val="21"/>
           <w:szCs w:val="21"/>
         </w:rPr>
-        <w:t xml:space="preserve">One request on the wording. I am working toward Public Service Loan Forgiveness</w:t>
+        <w:t xml:space="preserve">The salary is $41,500 a year, or $45,235 with payroll taxes. Median total compensation for a primary care physician is $312,427</w:t>
       </w:r>
       <w:r>
         <w:rPr>
           <w:rStyle w:val="FootnoteReference"/>
         </w:rPr>
-        <w:footnoteReference w:id="4"/>
+        <w:footnoteReference w:id="1"/>
       </w:r>
       <w:r>
         <w:rPr>
@@ -664,7 +215,7 @@
           <w:sz w:val="21"/>
           <w:szCs w:val="21"/>
         </w:rPr>
-        <w:t xml:space="preserve">. The form asks you for my average hours per week, counting vacation and leave. Writing the contract as 0.75 FTE, 30 hours per week annualized gives that figure directly.</w:t>
+        <w:t xml:space="preserve">.</w:t>
       </w:r>
     </w:p>
     <w:p>
@@ -929,83 +480,7 @@
         </w:rPr>
         <w:footnoteRef/>
       </w:r>
-      <w:r>
-        <w:rPr>
-          <w:rFonts w:ascii="Arial" w:cs="Arial" w:eastAsia="Arial" w:hAnsi="Arial"/>
-          <w:sz w:val="16"/>
-          <w:szCs w:val="16"/>
-        </w:rPr>
-        <w:t xml:space="preserve">Overhead here is marginal, at 40 percent of collections. Family medicine averages nearer 60 percent (</w:t>
-      </w:r>
-      <w:hyperlink w:history="1" r:id="rIdvgjyp-8qwlhlvibehcudu">
-        <w:r>
-          <w:rPr>
-            <w:rFonts w:ascii="Arial" w:cs="Arial" w:eastAsia="Arial" w:hAnsi="Arial"/>
-            <w:color w:val="1D7A5C"/>
-            <w:sz w:val="21"/>
-            <w:szCs w:val="21"/>
-            <w:u w:val="single"/>
-          </w:rPr>
-          <w:t xml:space="preserve">AAFP, Family Practice Management</w:t>
-        </w:r>
-      </w:hyperlink>
-      <w:r>
-        <w:rPr>
-          <w:rFonts w:ascii="Arial" w:cs="Arial" w:eastAsia="Arial" w:hAnsi="Arial"/>
-          <w:sz w:val="16"/>
-          <w:szCs w:val="16"/>
-        </w:rPr>
-        <w:t xml:space="preserve">), but most of that is rent, records, management and front desk, which another session does not add to. Your own figure would be better than my estimate.</w:t>
-      </w:r>
-    </w:p>
-  </w:footnote>
-  <w:footnote w:id="2">
-    <w:p>
-      <w:r>
-        <w:rPr>
-          <w:rStyle w:val="FootnoteReference"/>
-        </w:rPr>
-        <w:footnoteRef/>
-      </w:r>
-      <w:r>
-        <w:rPr>
-          <w:rFonts w:ascii="Arial" w:cs="Arial" w:eastAsia="Arial" w:hAnsi="Arial"/>
-          <w:sz w:val="16"/>
-          <w:szCs w:val="16"/>
-        </w:rPr>
-        <w:t xml:space="preserve">IRS Form 990 for the year ending December 2024, as digitized by </w:t>
-      </w:r>
-      <w:hyperlink w:history="1" r:id="rIdvlfczkudhyv4c32n5jbhb">
-        <w:r>
-          <w:rPr>
-            <w:rFonts w:ascii="Arial" w:cs="Arial" w:eastAsia="Arial" w:hAnsi="Arial"/>
-            <w:color w:val="1D7A5C"/>
-            <w:sz w:val="21"/>
-            <w:szCs w:val="21"/>
-            <w:u w:val="single"/>
-          </w:rPr>
-          <w:t xml:space="preserve">ProPublica Nonprofit Explorer</w:t>
-        </w:r>
-      </w:hyperlink>
-      <w:r>
-        <w:rPr>
-          <w:rFonts w:ascii="Arial" w:cs="Arial" w:eastAsia="Arial" w:hAnsi="Arial"/>
-          <w:sz w:val="16"/>
-          <w:szCs w:val="16"/>
-        </w:rPr>
-        <w:t xml:space="preserve">. Revenue $1,643,163 against expenses $1,622,030.</w:t>
-      </w:r>
-    </w:p>
-  </w:footnote>
-  <w:footnote w:id="3">
-    <w:p>
-      <w:r>
-        <w:rPr>
-          <w:rStyle w:val="FootnoteReference"/>
-        </w:rPr>
-        <w:footnoteRef/>
-      </w:r>
-      <w:hyperlink w:history="1" r:id="rIdsmwirqlzjqjl8s-k5dlar">
+      <w:hyperlink w:history="1" r:id="rIdsusp3cbkcfco716bgb-or">
         <w:r>
           <w:rPr>
             <w:rFonts w:ascii="Arial" w:cs="Arial" w:eastAsia="Arial" w:hAnsi="Arial"/>
@@ -1024,36 +499,6 @@
           <w:szCs w:val="16"/>
         </w:rPr>
         <w:t xml:space="preserve">. Primary care, all practices, 36,368 providers.</w:t>
-      </w:r>
-    </w:p>
-  </w:footnote>
-  <w:footnote w:id="4">
-    <w:p>
-      <w:r>
-        <w:rPr>
-          <w:rStyle w:val="FootnoteReference"/>
-        </w:rPr>
-        <w:footnoteRef/>
-      </w:r>
-      <w:hyperlink w:history="1" r:id="rIdmbdvodanfz15f853cthve">
-        <w:r>
-          <w:rPr>
-            <w:rFonts w:ascii="Arial" w:cs="Arial" w:eastAsia="Arial" w:hAnsi="Arial"/>
-            <w:color w:val="1D7A5C"/>
-            <w:sz w:val="21"/>
-            <w:szCs w:val="21"/>
-            <w:u w:val="single"/>
-          </w:rPr>
-          <w:t xml:space="preserve">PSLF &amp; TEPSLF Certification &amp; Application</w:t>
-        </w:r>
-      </w:hyperlink>
-      <w:r>
-        <w:rPr>
-          <w:rFonts w:ascii="Arial" w:cs="Arial" w:eastAsia="Arial" w:hAnsi="Arial"/>
-          <w:sz w:val="16"/>
-          <w:szCs w:val="16"/>
-        </w:rPr>
-        <w:t xml:space="preserve">, U.S. Department of Education. Section 7 and the Section 3 instructions.</w:t>
       </w:r>
     </w:p>
   </w:footnote>

--- a/docs/fchc/FCHC-proposal.docx
+++ b/docs/fchc/FCHC-proposal.docx
@@ -20,7 +20,7 @@
     </w:p>
     <w:p>
       <w:pPr>
-        <w:spacing w:after="40" w:line="240" w:lineRule="auto"/>
+        <w:spacing w:after="150" w:line="240" w:lineRule="auto"/>
       </w:pPr>
       <w:r>
         <w:rPr>
@@ -34,35 +34,7 @@
     </w:p>
     <w:p>
       <w:pPr>
-        <w:spacing w:after="90" w:before="230" w:line="240" w:lineRule="auto"/>
-      </w:pPr>
-      <w:r>
-        <w:rPr>
-          <w:rFonts w:ascii="Arial" w:cs="Arial" w:eastAsia="Arial" w:hAnsi="Arial"/>
-          <w:b/>
-          <w:bCs/>
-          <w:color w:val="C47D20"/>
-          <w:sz w:val="20"/>
-          <w:szCs w:val="20"/>
-        </w:rPr>
-        <w:t xml:space="preserve">1   </w:t>
-      </w:r>
-      <w:r>
-        <w:rPr>
-          <w:rFonts w:ascii="Arial" w:cs="Arial" w:eastAsia="Arial" w:hAnsi="Arial"/>
-          <w:b/>
-          <w:bCs/>
-          <w:color w:val="1D7A5C"/>
-          <w:spacing w:val="24"/>
-          <w:sz w:val="20"/>
-          <w:szCs w:val="20"/>
-        </w:rPr>
-        <w:t xml:space="preserve">THE PROPOSAL</w:t>
-      </w:r>
-    </w:p>
-    <w:p>
-      <w:pPr>
-        <w:spacing w:after="150" w:line="264" w:lineRule="auto"/>
+        <w:spacing w:after="190" w:line="264" w:lineRule="auto"/>
       </w:pPr>
       <w:r>
         <w:rPr>
@@ -75,12 +47,12 @@
     </w:p>
     <w:p>
       <w:pPr>
-        <w:spacing w:after="60" w:line="240" w:lineRule="auto"/>
+        <w:spacing w:after="0" w:before="0" w:line="240" w:lineRule="auto"/>
       </w:pPr>
       <w:r>
         <w:drawing>
           <wp:inline distT="0" distB="0" distL="0" distR="0">
-            <wp:extent cx="6858000" cy="1495425"/>
+            <wp:extent cx="6858000" cy="1619250"/>
             <wp:effectExtent t="0" r="0" b="0" l="0"/>
             <wp:docPr id="1" name=""/>
             <wp:cNvGraphicFramePr>
@@ -105,7 +77,7 @@
                   <pic:spPr bwMode="auto">
                     <a:xfrm>
                       <a:off x="0" y="0"/>
-                      <a:ext cx="6858000" cy="1495425"/>
+                      <a:ext cx="6858000" cy="1619250"/>
                     </a:xfrm>
                     <a:prstGeom prst="rect">
                       <a:avLst/>
@@ -127,33 +99,22 @@
           <w:rFonts w:ascii="Arial" w:cs="Arial" w:eastAsia="Arial" w:hAnsi="Arial"/>
           <w:b/>
           <w:bCs/>
-          <w:color w:val="C47D20"/>
-          <w:sz w:val="20"/>
-          <w:szCs w:val="20"/>
-        </w:rPr>
-        <w:t xml:space="preserve">2   </w:t>
-      </w:r>
-      <w:r>
-        <w:rPr>
-          <w:rFonts w:ascii="Arial" w:cs="Arial" w:eastAsia="Arial" w:hAnsi="Arial"/>
-          <w:b/>
-          <w:bCs/>
           <w:color w:val="1D7A5C"/>
           <w:spacing w:val="24"/>
           <w:sz w:val="20"/>
           <w:szCs w:val="20"/>
         </w:rPr>
-        <w:t xml:space="preserve">MY COMPENSATION AND SCHEDULE</w:t>
+        <w:t xml:space="preserve">AN EXAMPLE YEAR</w:t>
       </w:r>
     </w:p>
     <w:p>
       <w:pPr>
-        <w:spacing w:after="140" w:line="240" w:lineRule="auto"/>
+        <w:spacing w:after="0" w:before="0" w:line="240" w:lineRule="auto"/>
       </w:pPr>
       <w:r>
         <w:drawing>
           <wp:inline distT="0" distB="0" distL="0" distR="0">
-            <wp:extent cx="6858000" cy="2162175"/>
+            <wp:extent cx="6858000" cy="5057775"/>
             <wp:effectExtent t="0" r="0" b="0" l="0"/>
             <wp:docPr id="2" name=""/>
             <wp:cNvGraphicFramePr>
@@ -178,84 +139,7 @@
                   <pic:spPr bwMode="auto">
                     <a:xfrm>
                       <a:off x="0" y="0"/>
-                      <a:ext cx="6858000" cy="2162175"/>
-                    </a:xfrm>
-                    <a:prstGeom prst="rect">
-                      <a:avLst/>
-                    </a:prstGeom>
-                  </pic:spPr>
-                </pic:pic>
-              </a:graphicData>
-            </a:graphic>
-          </wp:inline>
-        </w:drawing>
-      </w:r>
-    </w:p>
-    <w:p>
-      <w:pPr>
-        <w:spacing w:after="0" w:line="264" w:lineRule="auto"/>
-      </w:pPr>
-      <w:r>
-        <w:rPr>
-          <w:rFonts w:ascii="Arial" w:cs="Arial" w:eastAsia="Arial" w:hAnsi="Arial"/>
-          <w:sz w:val="21"/>
-          <w:szCs w:val="21"/>
-        </w:rPr>
-        <w:t xml:space="preserve">The salary is $41,500 a year, or $45,235 with payroll taxes. Median total compensation for a primary care physician is $312,427</w:t>
-      </w:r>
-      <w:r>
-        <w:rPr>
-          <w:rStyle w:val="FootnoteReference"/>
-        </w:rPr>
-        <w:footnoteReference w:id="1"/>
-      </w:r>
-      <w:r>
-        <w:rPr>
-          <w:rFonts w:ascii="Arial" w:cs="Arial" w:eastAsia="Arial" w:hAnsi="Arial"/>
-          <w:sz w:val="21"/>
-          <w:szCs w:val="21"/>
-        </w:rPr>
-        <w:t xml:space="preserve">.</w:t>
-      </w:r>
-    </w:p>
-    <w:p>
-      <w:r>
-        <w:br w:type="page"/>
-      </w:r>
-    </w:p>
-    <w:p>
-      <w:pPr>
-        <w:spacing w:after="0" w:line="240" w:lineRule="auto"/>
-      </w:pPr>
-      <w:r>
-        <w:drawing>
-          <wp:inline distT="0" distB="0" distL="0" distR="0">
-            <wp:extent cx="6858000" cy="5486400"/>
-            <wp:effectExtent t="0" r="0" b="0" l="0"/>
-            <wp:docPr id="3" name=""/>
-            <wp:cNvGraphicFramePr>
-              <a:graphicFrameLocks xmlns:a="http://schemas.openxmlformats.org/drawingml/2006/main" noChangeAspect="1"/>
-            </wp:cNvGraphicFramePr>
-            <a:graphic xmlns:a="http://schemas.openxmlformats.org/drawingml/2006/main">
-              <a:graphicData uri="http://schemas.openxmlformats.org/drawingml/2006/picture">
-                <pic:pic xmlns:pic="http://schemas.openxmlformats.org/drawingml/2006/picture">
-                  <pic:nvPicPr>
-                    <pic:cNvPr id="0" name="" descr=""/>
-                    <pic:cNvPicPr>
-                      <a:picLocks noChangeAspect="1" noChangeArrowheads="1"/>
-                    </pic:cNvPicPr>
-                  </pic:nvPicPr>
-                  <pic:blipFill>
-                    <a:blip r:embed="rId10" cstate="none"/>
-                    <a:srcRect/>
-                    <a:stretch>
-                      <a:fillRect/>
-                    </a:stretch>
-                  </pic:blipFill>
-                  <pic:spPr bwMode="auto">
-                    <a:xfrm>
-                      <a:off x="0" y="0"/>
-                      <a:ext cx="6858000" cy="5486400"/>
+                      <a:ext cx="6858000" cy="5057775"/>
                     </a:xfrm>
                     <a:prstGeom prst="rect">
                       <a:avLst/>
@@ -469,36 +353,6 @@
       </w:r>
       <w:r>
         <w:continuationSeparator/>
-      </w:r>
-    </w:p>
-  </w:footnote>
-  <w:footnote w:id="1">
-    <w:p>
-      <w:r>
-        <w:rPr>
-          <w:rStyle w:val="FootnoteReference"/>
-        </w:rPr>
-        <w:footnoteRef/>
-      </w:r>
-      <w:hyperlink w:history="1" r:id="rIdsusp3cbkcfco716bgb-or">
-        <w:r>
-          <w:rPr>
-            <w:rFonts w:ascii="Arial" w:cs="Arial" w:eastAsia="Arial" w:hAnsi="Arial"/>
-            <w:color w:val="1D7A5C"/>
-            <w:sz w:val="21"/>
-            <w:szCs w:val="21"/>
-            <w:u w:val="single"/>
-          </w:rPr>
-          <w:t xml:space="preserve">MGMA Provider Compensation, 2024 report on 2023 data</w:t>
-        </w:r>
-      </w:hyperlink>
-      <w:r>
-        <w:rPr>
-          <w:rFonts w:ascii="Arial" w:cs="Arial" w:eastAsia="Arial" w:hAnsi="Arial"/>
-          <w:sz w:val="16"/>
-          <w:szCs w:val="16"/>
-        </w:rPr>
-        <w:t xml:space="preserve">. Primary care, all practices, 36,368 providers.</w:t>
       </w:r>
     </w:p>
   </w:footnote>

--- a/docs/fchc/FCHC-proposal.docx
+++ b/docs/fchc/FCHC-proposal.docx
@@ -42,7 +42,7 @@
           <w:sz w:val="21"/>
           <w:szCs w:val="21"/>
         </w:rPr>
-        <w:t xml:space="preserve">A salaried part-time position at 0.75 FTE and $41,500 a year, beginning 1 June 2028. Until then we stay on the current hourly arrangement and use it to prove the economics work and the demand is there.</w:t>
+        <w:t xml:space="preserve">Transition to a 0.75 FTE salaried position at $41,500 annually beginning June 1, 2028, while maintaining the current hourly arrangement until then to demonstrate sufficient demand and financial viability.</w:t>
       </w:r>
     </w:p>
     <w:p>
@@ -52,7 +52,7 @@
       <w:r>
         <w:drawing>
           <wp:inline distT="0" distB="0" distL="0" distR="0">
-            <wp:extent cx="6858000" cy="1619250"/>
+            <wp:extent cx="6858000" cy="1552575"/>
             <wp:effectExtent t="0" r="0" b="0" l="0"/>
             <wp:docPr id="1" name=""/>
             <wp:cNvGraphicFramePr>
@@ -77,7 +77,7 @@
                   <pic:spPr bwMode="auto">
                     <a:xfrm>
                       <a:off x="0" y="0"/>
-                      <a:ext cx="6858000" cy="1619250"/>
+                      <a:ext cx="6858000" cy="1552575"/>
                     </a:xfrm>
                     <a:prstGeom prst="rect">
                       <a:avLst/>

--- a/docs/fchc/FCHC-proposal.docx
+++ b/docs/fchc/FCHC-proposal.docx
@@ -15,7 +15,7 @@
           <w:sz w:val="34"/>
           <w:szCs w:val="34"/>
         </w:rPr>
-        <w:t xml:space="preserve">Proposal for a part-time salaried position</w:t>
+        <w:t xml:space="preserve">Proposal for a part-time clinical contract</w:t>
       </w:r>
     </w:p>
     <w:p>
@@ -42,7 +42,7 @@
           <w:sz w:val="21"/>
           <w:szCs w:val="21"/>
         </w:rPr>
-        <w:t xml:space="preserve">Transition to a 0.75 FTE salaried position at $41,500 annually beginning June 1, 2028, while maintaining the current hourly arrangement until then to demonstrate sufficient demand and financial viability.</w:t>
+        <w:t xml:space="preserve">Transition to a 35-week contract of 83 clinic days a year at 13 clocked hours and $50 per hour, beginning June 1, 2028, while maintaining the current hourly arrangement until then to demonstrate sufficient demand and financial viability.</w:t>
       </w:r>
     </w:p>
     <w:p>

--- a/docs/fchc/FCHC-proposal.docx
+++ b/docs/fchc/FCHC-proposal.docx
@@ -42,7 +42,7 @@
           <w:sz w:val="21"/>
           <w:szCs w:val="21"/>
         </w:rPr>
-        <w:t xml:space="preserve">Transition to a 35-week contract of 83 clinic days a year at 13 clocked hours and $50 per hour, beginning June 1, 2028, while maintaining the current hourly arrangement until then to demonstrate sufficient demand and financial viability.</w:t>
+        <w:t xml:space="preserve">Transition to a contract of 35 to 38 weeks a year, two clinic days a week at 15 clocked hours and $40 per hour, beginning June 1, 2028, while maintaining the current hourly arrangement until then to demonstrate sufficient demand and financial viability. Schedule provided a quarter in advance.</w:t>
       </w:r>
     </w:p>
     <w:p>

--- a/docs/fchc/FCHC-proposal.docx
+++ b/docs/fchc/FCHC-proposal.docx
@@ -42,7 +42,7 @@
           <w:sz w:val="21"/>
           <w:szCs w:val="21"/>
         </w:rPr>
-        <w:t xml:space="preserve">Transition to a contract of 35 to 38 weeks a year, two clinic days a week at 15 clocked hours and $40 per hour, beginning June 1, 2028, while maintaining the current hourly arrangement until then to demonstrate sufficient demand and financial viability. Schedule provided a quarter in advance.</w:t>
+        <w:t xml:space="preserve">Transition to a contract of 35 weeks a year, two clinic days a week at 15 clocked hours and $45 per hour, beginning June 1, 2028, while maintaining the current hourly arrangement until then to demonstrate sufficient demand and financial viability. Schedule provided a quarter in advance.</w:t>
       </w:r>
     </w:p>
     <w:p>

--- a/docs/fchc/FCHC-proposal.docx
+++ b/docs/fchc/FCHC-proposal.docx
@@ -34,7 +34,7 @@
     </w:p>
     <w:p>
       <w:pPr>
-        <w:spacing w:after="190" w:line="264" w:lineRule="auto"/>
+        <w:spacing w:after="170" w:line="264" w:lineRule="auto"/>
       </w:pPr>
       <w:r>
         <w:rPr>
@@ -42,7 +42,7 @@
           <w:sz w:val="21"/>
           <w:szCs w:val="21"/>
         </w:rPr>
-        <w:t xml:space="preserve">Transition to a contract of 35 weeks a year, two clinic days a week at 15 clocked hours and $45 per hour, beginning June 1, 2028, while maintaining the current hourly arrangement until then to demonstrate sufficient demand and financial viability. Schedule provided a quarter in advance.</w:t>
+        <w:t xml:space="preserve">A contract of 35 weeks a year, two clinic days a week at 15 clocked hours and $40 per hour, beginning January 2027. Schedule provided a quarter in advance.</w:t>
       </w:r>
     </w:p>
     <w:p>
@@ -52,7 +52,7 @@
       <w:r>
         <w:drawing>
           <wp:inline distT="0" distB="0" distL="0" distR="0">
-            <wp:extent cx="6858000" cy="1552575"/>
+            <wp:extent cx="6858000" cy="742950"/>
             <wp:effectExtent t="0" r="0" b="0" l="0"/>
             <wp:docPr id="1" name=""/>
             <wp:cNvGraphicFramePr>
@@ -77,7 +77,7 @@
                   <pic:spPr bwMode="auto">
                     <a:xfrm>
                       <a:off x="0" y="0"/>
-                      <a:ext cx="6858000" cy="1552575"/>
+                      <a:ext cx="6858000" cy="742950"/>
                     </a:xfrm>
                     <a:prstGeom prst="rect">
                       <a:avLst/>
@@ -114,7 +114,7 @@
       <w:r>
         <w:drawing>
           <wp:inline distT="0" distB="0" distL="0" distR="0">
-            <wp:extent cx="6858000" cy="5057775"/>
+            <wp:extent cx="6858000" cy="5495925"/>
             <wp:effectExtent t="0" r="0" b="0" l="0"/>
             <wp:docPr id="2" name=""/>
             <wp:cNvGraphicFramePr>
@@ -139,7 +139,7 @@
                   <pic:spPr bwMode="auto">
                     <a:xfrm>
                       <a:off x="0" y="0"/>
-                      <a:ext cx="6858000" cy="5057775"/>
+                      <a:ext cx="6858000" cy="5495925"/>
                     </a:xfrm>
                     <a:prstGeom prst="rect">
                       <a:avLst/>
